--- a/美国七大AI巨头财务与算力研究2020-2025.docx
+++ b/美国七大AI巨头财务与算力研究2020-2025.docx
@@ -5649,15 +5649,15 @@
           <w:b/>
           <w:sz w:val="24"/>
         </w:rPr>
-        <w:t>Alphabet $175–185B</w:t>
-      </w:r>
-      <w:r>
-        <w:rPr>
-          <w:rFonts w:ascii="Times New Roman" w:hAnsi="Times New Roman" w:cs="Times New Roman" w:eastAsia="宋体"/>
-          <w:b w:val="0"/>
-          <w:sz w:val="24"/>
-        </w:rPr>
-        <w:t>（2025 为 $91.4B；另有上调至最高 $190B 报道）、</w:t>
+        <w:t>亚马逊 $200B</w:t>
+      </w:r>
+      <w:r>
+        <w:rPr>
+          <w:rFonts w:ascii="Times New Roman" w:hAnsi="Times New Roman" w:cs="Times New Roman" w:eastAsia="宋体"/>
+          <w:b w:val="0"/>
+          <w:sz w:val="24"/>
+        </w:rPr>
+        <w:t>、</w:t>
       </w:r>
       <w:r>
         <w:rPr>
@@ -5665,15 +5665,15 @@
           <w:b/>
           <w:sz w:val="24"/>
         </w:rPr>
-        <w:t>亚马逊约 $200B</w:t>
-      </w:r>
-      <w:r>
-        <w:rPr>
-          <w:rFonts w:ascii="Times New Roman" w:hAnsi="Times New Roman" w:cs="Times New Roman" w:eastAsia="宋体"/>
-          <w:b w:val="0"/>
-          <w:sz w:val="24"/>
-        </w:rPr>
-        <w:t>（"across AI, chips, robotics, and low earth orbit satellites"）、</w:t>
+        <w:t>谷歌 $180B</w:t>
+      </w:r>
+      <w:r>
+        <w:rPr>
+          <w:rFonts w:ascii="Times New Roman" w:hAnsi="Times New Roman" w:cs="Times New Roman" w:eastAsia="宋体"/>
+          <w:b w:val="0"/>
+          <w:sz w:val="24"/>
+        </w:rPr>
+        <w:t>（另有上调至最高 $190B 报道）、</w:t>
       </w:r>
       <w:r>
         <w:rPr>
@@ -5681,6 +5681,38 @@
           <w:b/>
           <w:sz w:val="24"/>
         </w:rPr>
+        <w:t>Meta $125B</w:t>
+      </w:r>
+      <w:r>
+        <w:rPr>
+          <w:rFonts w:ascii="Times New Roman" w:hAnsi="Times New Roman" w:cs="Times New Roman" w:eastAsia="宋体"/>
+          <w:b w:val="0"/>
+          <w:sz w:val="24"/>
+        </w:rPr>
+        <w:t>、</w:t>
+      </w:r>
+      <w:r>
+        <w:rPr>
+          <w:rFonts w:ascii="Times New Roman" w:hAnsi="Times New Roman" w:cs="Times New Roman" w:eastAsia="宋体"/>
+          <w:b/>
+          <w:sz w:val="24"/>
+        </w:rPr>
+        <w:t>微软 $140B+</w:t>
+      </w:r>
+      <w:r>
+        <w:rPr>
+          <w:rFonts w:ascii="Times New Roman" w:hAnsi="Times New Roman" w:cs="Times New Roman" w:eastAsia="宋体"/>
+          <w:b w:val="0"/>
+          <w:sz w:val="24"/>
+        </w:rPr>
+        <w:t>（不提供日历年指引）、</w:t>
+      </w:r>
+      <w:r>
+        <w:rPr>
+          <w:rFonts w:ascii="Times New Roman" w:hAnsi="Times New Roman" w:cs="Times New Roman" w:eastAsia="宋体"/>
+          <w:b/>
+          <w:sz w:val="24"/>
+        </w:rPr>
         <w:t>特斯拉 $25B</w:t>
       </w:r>
       <w:r>
@@ -5689,7 +5721,7 @@
           <w:b w:val="0"/>
           <w:sz w:val="24"/>
         </w:rPr>
-        <w:t>（1 月原指引 &gt;$20B，4 月上调至 $25B；Q1 季度 capex $2.5B）、</w:t>
+        <w:t>（1 月 &gt;$20B，4 月上调；Q1 季度 $2.5B）。</w:t>
       </w:r>
       <w:r>
         <w:rPr>
@@ -5697,33 +5729,36 @@
           <w:b/>
           <w:sz w:val="24"/>
         </w:rPr>
-        <w:t>Meta $115–135B</w:t>
-      </w:r>
-      <w:r>
-        <w:rPr>
-          <w:rFonts w:ascii="Times New Roman" w:hAnsi="Times New Roman" w:cs="Times New Roman" w:eastAsia="宋体"/>
-          <w:b w:val="0"/>
-          <w:sz w:val="24"/>
-        </w:rPr>
-        <w:t>（另有口径 $145B）。其中 Tesla/Amazon/Google 三项</w:t>
-      </w:r>
-      <w:r>
-        <w:rPr>
-          <w:rFonts w:ascii="Times New Roman" w:hAnsi="Times New Roman" w:cs="Times New Roman" w:eastAsia="宋体"/>
-          <w:b/>
-          <w:sz w:val="24"/>
-        </w:rPr>
-        <w:t>已核实</w:t>
-      </w:r>
-      <w:r>
-        <w:rPr>
-          <w:rFonts w:ascii="Times New Roman" w:hAnsi="Times New Roman" w:cs="Times New Roman" w:eastAsia="宋体"/>
-          <w:b w:val="0"/>
-          <w:sz w:val="24"/>
-        </w:rPr>
-        <w:t xml:space="preserve">——来源 </w:t>
+        <w:t>【已核实】</w:t>
+      </w:r>
+      <w:r>
+        <w:rPr>
+          <w:rFonts w:ascii="Times New Roman" w:hAnsi="Times New Roman" w:cs="Times New Roman" w:eastAsia="宋体"/>
+          <w:b w:val="0"/>
+          <w:sz w:val="24"/>
+        </w:rPr>
+        <w:t xml:space="preserve">——四大云 2026 指引来源 </w:t>
       </w:r>
       <w:hyperlink r:id="rId19">
+        <w:r>
+          <w:rPr>
+            <w:rFonts w:ascii="Times New Roman" w:hAnsi="Times New Roman" w:eastAsia="宋体"/>
+            <w:color w:val="0563C1"/>
+            <w:u w:val="single"/>
+            <w:sz w:val="24"/>
+          </w:rPr>
+          <w:t xml:space="preserve">Platformonomics 2025 回顾</w:t>
+        </w:r>
+      </w:hyperlink>
+      <w:r>
+        <w:rPr>
+          <w:rFonts w:ascii="Times New Roman" w:hAnsi="Times New Roman" w:cs="Times New Roman" w:eastAsia="宋体"/>
+          <w:b w:val="0"/>
+          <w:sz w:val="24"/>
+        </w:rPr>
+        <w:t xml:space="preserve">（其 2025 营收现金流 vs 2026 指引对照表）；特斯拉来源 </w:t>
+      </w:r>
+      <w:hyperlink r:id="rId20">
         <w:r>
           <w:rPr>
             <w:rFonts w:ascii="Times New Roman" w:hAnsi="Times New Roman" w:eastAsia="宋体"/>
@@ -5740,7 +5775,53 @@
           <w:b w:val="0"/>
           <w:sz w:val="24"/>
         </w:rPr>
-        <w:t>；Meta 一项【来源待核实】。</w:t>
+        <w:t>。</w:t>
+      </w:r>
+    </w:p>
+    <w:p>
+      <w:pPr>
+        <w:spacing w:line="360" w:lineRule="auto" w:after="40"/>
+        <w:ind w:left="420" w:hanging="210"/>
+      </w:pPr>
+      <w:r>
+        <w:rPr>
+          <w:rFonts w:ascii="Times New Roman" w:hAnsi="Times New Roman" w:cs="Times New Roman" w:eastAsia="宋体"/>
+          <w:b w:val="0"/>
+          <w:sz w:val="24"/>
+        </w:rPr>
+        <w:t xml:space="preserve">• </w:t>
+      </w:r>
+      <w:r>
+        <w:rPr>
+          <w:rFonts w:ascii="Times New Roman" w:hAnsi="Times New Roman" w:cs="Times New Roman" w:eastAsia="宋体"/>
+          <w:b w:val="0"/>
+          <w:sz w:val="24"/>
+        </w:rPr>
+        <w:t>2025 经营性现金流（日历年，Platformonomics）：亚马逊 $139.5B、谷歌 $164.7B、Meta $115.8B、微软 $160.5B——</w:t>
+      </w:r>
+      <w:r>
+        <w:rPr>
+          <w:rFonts w:ascii="Times New Roman" w:hAnsi="Times New Roman" w:cs="Times New Roman" w:eastAsia="宋体"/>
+          <w:b/>
+          <w:sz w:val="24"/>
+        </w:rPr>
+        <w:t>四家 2026 指引普遍逼近或超过其经营现金流</w:t>
+      </w:r>
+      <w:r>
+        <w:rPr>
+          <w:rFonts w:ascii="Times New Roman" w:hAnsi="Times New Roman" w:cs="Times New Roman" w:eastAsia="宋体"/>
+          <w:b w:val="0"/>
+          <w:sz w:val="24"/>
+        </w:rPr>
+        <w:t>，除微软外或将转为自由现金流为负。</w:t>
+      </w:r>
+      <w:r>
+        <w:rPr>
+          <w:rFonts w:ascii="Times New Roman" w:hAnsi="Times New Roman" w:cs="Times New Roman" w:eastAsia="宋体"/>
+          <w:b/>
+          <w:sz w:val="24"/>
+        </w:rPr>
+        <w:t>【已核实——Platformonomics 2025 回顾】</w:t>
       </w:r>
     </w:p>
     <w:p>
@@ -5786,7 +5867,7 @@
         </w:rPr>
         <w:t>微软：</w:t>
       </w:r>
-      <w:hyperlink r:id="rId20">
+      <w:hyperlink r:id="rId21">
         <w:r>
           <w:rPr>
             <w:rFonts w:ascii="Times New Roman" w:hAnsi="Times New Roman" w:eastAsia="宋体"/>
@@ -5805,7 +5886,7 @@
         </w:rPr>
         <w:t>、</w:t>
       </w:r>
-      <w:hyperlink r:id="rId21">
+      <w:hyperlink r:id="rId22">
         <w:r>
           <w:rPr>
             <w:rFonts w:ascii="Times New Roman" w:hAnsi="Times New Roman" w:eastAsia="宋体"/>
@@ -5824,7 +5905,7 @@
         </w:rPr>
         <w:t>、</w:t>
       </w:r>
-      <w:hyperlink r:id="rId22">
+      <w:hyperlink r:id="rId23">
         <w:r>
           <w:rPr>
             <w:rFonts w:ascii="Times New Roman" w:hAnsi="Times New Roman" w:eastAsia="宋体"/>
@@ -5857,7 +5938,7 @@
         </w:rPr>
         <w:t>亚马逊：</w:t>
       </w:r>
-      <w:hyperlink r:id="rId23">
+      <w:hyperlink r:id="rId24">
         <w:r>
           <w:rPr>
             <w:rFonts w:ascii="Times New Roman" w:hAnsi="Times New Roman" w:eastAsia="宋体"/>
@@ -5876,7 +5957,7 @@
         </w:rPr>
         <w:t>、</w:t>
       </w:r>
-      <w:hyperlink r:id="rId24">
+      <w:hyperlink r:id="rId25">
         <w:r>
           <w:rPr>
             <w:rFonts w:ascii="Times New Roman" w:hAnsi="Times New Roman" w:eastAsia="宋体"/>
@@ -5895,7 +5976,7 @@
         </w:rPr>
         <w:t>、</w:t>
       </w:r>
-      <w:hyperlink r:id="rId25">
+      <w:hyperlink r:id="rId19">
         <w:r>
           <w:rPr>
             <w:rFonts w:ascii="Times New Roman" w:hAnsi="Times New Roman" w:eastAsia="宋体"/>
@@ -6141,7 +6222,7 @@
         </w:rPr>
         <w:t>、</w:t>
       </w:r>
-      <w:hyperlink r:id="rId19">
+      <w:hyperlink r:id="rId20">
         <w:r>
           <w:rPr>
             <w:rFonts w:ascii="Times New Roman" w:hAnsi="Times New Roman" w:eastAsia="宋体"/>
@@ -7401,6 +7482,141 @@
           </w:p>
         </w:tc>
       </w:tr>
+      <w:tr>
+        <w:tc>
+          <w:tcPr>
+            <w:tcW w:type="dxa" w:w="1215"/>
+          </w:tcPr>
+          <w:p>
+            <w:pPr>
+              <w:spacing w:line="264" w:lineRule="auto" w:after="0"/>
+            </w:pPr>
+            <w:r/>
+            <w:r>
+              <w:rPr>
+                <w:rFonts w:ascii="Times New Roman" w:hAnsi="Times New Roman" w:cs="Times New Roman" w:eastAsia="宋体"/>
+                <w:b w:val="0"/>
+                <w:sz w:val="21"/>
+              </w:rPr>
+              <w:t>2025</w:t>
+            </w:r>
+          </w:p>
+        </w:tc>
+        <w:tc>
+          <w:tcPr>
+            <w:tcW w:type="dxa" w:w="1215"/>
+          </w:tcPr>
+          <w:p>
+            <w:pPr>
+              <w:spacing w:line="264" w:lineRule="auto" w:after="0"/>
+            </w:pPr>
+            <w:r/>
+            <w:r>
+              <w:rPr>
+                <w:rFonts w:ascii="Times New Roman" w:hAnsi="Times New Roman" w:cs="Times New Roman" w:eastAsia="宋体"/>
+                <w:b w:val="0"/>
+                <w:sz w:val="21"/>
+              </w:rPr>
+              <w:t>134.7</w:t>
+            </w:r>
+          </w:p>
+        </w:tc>
+        <w:tc>
+          <w:tcPr>
+            <w:tcW w:type="dxa" w:w="1215"/>
+          </w:tcPr>
+          <w:p>
+            <w:pPr>
+              <w:spacing w:line="264" w:lineRule="auto" w:after="0"/>
+            </w:pPr>
+            <w:r/>
+            <w:r>
+              <w:rPr>
+                <w:rFonts w:ascii="Times New Roman" w:hAnsi="Times New Roman" w:cs="Times New Roman" w:eastAsia="宋体"/>
+                <w:b w:val="0"/>
+                <w:sz w:val="21"/>
+              </w:rPr>
+              <w:t>91.5</w:t>
+            </w:r>
+          </w:p>
+        </w:tc>
+        <w:tc>
+          <w:tcPr>
+            <w:tcW w:type="dxa" w:w="1215"/>
+          </w:tcPr>
+          <w:p>
+            <w:pPr>
+              <w:spacing w:line="264" w:lineRule="auto" w:after="0"/>
+            </w:pPr>
+            <w:r/>
+            <w:r>
+              <w:rPr>
+                <w:rFonts w:ascii="Times New Roman" w:hAnsi="Times New Roman" w:cs="Times New Roman" w:eastAsia="宋体"/>
+                <w:b w:val="0"/>
+                <w:sz w:val="21"/>
+              </w:rPr>
+              <w:t>118</w:t>
+            </w:r>
+          </w:p>
+        </w:tc>
+        <w:tc>
+          <w:tcPr>
+            <w:tcW w:type="dxa" w:w="1215"/>
+          </w:tcPr>
+          <w:p>
+            <w:pPr>
+              <w:spacing w:line="264" w:lineRule="auto" w:after="0"/>
+            </w:pPr>
+            <w:r/>
+            <w:r>
+              <w:rPr>
+                <w:rFonts w:ascii="Times New Roman" w:hAnsi="Times New Roman" w:cs="Times New Roman" w:eastAsia="宋体"/>
+                <w:b w:val="0"/>
+                <w:sz w:val="21"/>
+              </w:rPr>
+              <w:t>72.2</w:t>
+            </w:r>
+          </w:p>
+        </w:tc>
+        <w:tc>
+          <w:tcPr>
+            <w:tcW w:type="dxa" w:w="1215"/>
+          </w:tcPr>
+          <w:p>
+            <w:pPr>
+              <w:spacing w:line="264" w:lineRule="auto" w:after="0"/>
+            </w:pPr>
+            <w:r/>
+            <w:r>
+              <w:rPr>
+                <w:rFonts w:ascii="Times New Roman" w:hAnsi="Times New Roman" w:cs="Times New Roman" w:eastAsia="宋体"/>
+                <w:b w:val="0"/>
+                <w:sz w:val="21"/>
+              </w:rPr>
+              <w:t>344</w:t>
+            </w:r>
+          </w:p>
+        </w:tc>
+        <w:tc>
+          <w:tcPr>
+            <w:tcW w:type="dxa" w:w="1215"/>
+          </w:tcPr>
+          <w:p>
+            <w:pPr>
+              <w:spacing w:line="264" w:lineRule="auto" w:after="0"/>
+            </w:pPr>
+            <w:r/>
+            <w:r>
+              <w:rPr>
+                <w:rFonts w:ascii="Times New Roman" w:hAnsi="Times New Roman" w:cs="Times New Roman" w:eastAsia="宋体"/>
+                <w:b w:val="0"/>
+                <w:sz w:val="21"/>
+              </w:rPr>
+              <w:t>+62%</w:t>
+            </w:r>
+          </w:p>
+        </w:tc>
+      </w:tr>
     </w:tbl>
     <w:p>
       <w:pPr>
@@ -7418,7 +7634,7 @@
           <w:b w:val="0"/>
           <w:sz w:val="24"/>
         </w:rPr>
-        <w:t xml:space="preserve">注：① 2024 年四家（含 Meta）合计 </w:t>
+        <w:t xml:space="preserve">注：① </w:t>
       </w:r>
       <w:r>
         <w:rPr>
@@ -7426,17 +7642,17 @@
           <w:b/>
           <w:sz w:val="24"/>
         </w:rPr>
-        <w:t>$251B</w:t>
-      </w:r>
-      <w:r>
-        <w:rPr>
-          <w:rFonts w:ascii="Times New Roman" w:hAnsi="Times New Roman" w:cs="Times New Roman" w:eastAsia="宋体"/>
-          <w:b w:val="0"/>
-          <w:sz w:val="24"/>
-        </w:rPr>
-        <w:t xml:space="preserve">（+62% vs 2023 的 $155B）。② </w:t>
-      </w:r>
-      <w:hyperlink r:id="rId37">
+        <w:t>2025 年四家（含 Meta）合计 $416B（+66% vs 2024 的 $251B）</w:t>
+      </w:r>
+      <w:r>
+        <w:rPr>
+          <w:rFonts w:ascii="Times New Roman" w:hAnsi="Times New Roman" w:cs="Times New Roman" w:eastAsia="宋体"/>
+          <w:b w:val="0"/>
+          <w:sz w:val="24"/>
+        </w:rPr>
+        <w:t xml:space="preserve">；三云合计约 $344B。均创历史新高（Amazon +61% / Google +74% / Meta +84% / Microsoft +56%）。② </w:t>
+      </w:r>
+      <w:hyperlink r:id="rId19">
         <w:r>
           <w:rPr>
             <w:rFonts w:ascii="Times New Roman" w:hAnsi="Times New Roman" w:eastAsia="宋体"/>
@@ -7444,7 +7660,7 @@
             <w:u w:val="single"/>
             <w:sz w:val="24"/>
           </w:rPr>
-          <w:t xml:space="preserve">Platformonomics 2024 回顾</w:t>
+          <w:t xml:space="preserve">Platformonomics 2025 回顾</w:t>
         </w:r>
       </w:hyperlink>
       <w:r>
@@ -7461,15 +7677,15 @@
           <w:b/>
           <w:sz w:val="24"/>
         </w:rPr>
-        <w:t>except for Amazon, the CAPEX goes overwhelmingly to data center infrastructure</w:t>
-      </w:r>
-      <w:r>
-        <w:rPr>
-          <w:rFonts w:ascii="Times New Roman" w:hAnsi="Times New Roman" w:cs="Times New Roman" w:eastAsia="宋体"/>
-          <w:b w:val="0"/>
-          <w:sz w:val="24"/>
-        </w:rPr>
-        <w:t>"——即 2024 年起谷歌/微软/Meta 的 capex 已</w:t>
+        <w:t>overwhelmingly data center infrastructure with one exception: Amazon</w:t>
+      </w:r>
+      <w:r>
+        <w:rPr>
+          <w:rFonts w:ascii="Times New Roman" w:hAnsi="Times New Roman" w:cs="Times New Roman" w:eastAsia="宋体"/>
+          <w:b w:val="0"/>
+          <w:sz w:val="24"/>
+        </w:rPr>
+        <w:t xml:space="preserve">"——即除亚马逊外，谷歌/微软/Meta 的 capex </w:t>
       </w:r>
       <w:r>
         <w:rPr>
@@ -7485,7 +7701,74 @@
           <w:b w:val="0"/>
           <w:sz w:val="24"/>
         </w:rPr>
-        <w:t>就是数据中心。③ Meta 各年为"含融资租赁"口径（与 §2.2b 备注一致）。</w:t>
+        <w:t xml:space="preserve">就是数据中心。③ Meta 各年为"含融资租赁"口径（与 §2.2b 备注一致）。④ </w:t>
+      </w:r>
+      <w:r>
+        <w:rPr>
+          <w:rFonts w:ascii="Times New Roman" w:hAnsi="Times New Roman" w:cs="Times New Roman" w:eastAsia="宋体"/>
+          <w:b/>
+          <w:sz w:val="24"/>
+        </w:rPr>
+        <w:t>微软 2025 年 CAPEX 中约 $29B（约 1/4）经融资租赁</w:t>
+      </w:r>
+      <w:r>
+        <w:rPr>
+          <w:rFonts w:ascii="Times New Roman" w:hAnsi="Times New Roman" w:cs="Times New Roman" w:eastAsia="宋体"/>
+          <w:b w:val="0"/>
+          <w:sz w:val="24"/>
+        </w:rPr>
+        <w:t>取得（</w:t>
+      </w:r>
+      <w:hyperlink r:id="rId19">
+        <w:r>
+          <w:rPr>
+            <w:rFonts w:ascii="Times New Roman" w:hAnsi="Times New Roman" w:eastAsia="宋体"/>
+            <w:color w:val="0563C1"/>
+            <w:u w:val="single"/>
+            <w:sz w:val="24"/>
+          </w:rPr>
+          <w:t xml:space="preserve">Platformonomics 2025 回顾</w:t>
+        </w:r>
+      </w:hyperlink>
+      <w:r>
+        <w:rPr>
+          <w:rFonts w:ascii="Times New Roman" w:hAnsi="Times New Roman" w:cs="Times New Roman" w:eastAsia="宋体"/>
+          <w:b w:val="0"/>
+          <w:sz w:val="24"/>
+        </w:rPr>
+        <w:t xml:space="preserve">："*about a quarter of their spend, $29 billion, was via finance lease*"）。⑤ 2025 年 CAPEX/营收比创纪录：Meta </w:t>
+      </w:r>
+      <w:r>
+        <w:rPr>
+          <w:rFonts w:ascii="Times New Roman" w:hAnsi="Times New Roman" w:cs="Times New Roman" w:eastAsia="宋体"/>
+          <w:b/>
+          <w:sz w:val="24"/>
+        </w:rPr>
+        <w:t>44%</w:t>
+      </w:r>
+      <w:r>
+        <w:rPr>
+          <w:rFonts w:ascii="Times New Roman" w:hAnsi="Times New Roman" w:cs="Times New Roman" w:eastAsia="宋体"/>
+          <w:b w:val="0"/>
+          <w:sz w:val="24"/>
+        </w:rPr>
+        <w:t xml:space="preserve">、微软 </w:t>
+      </w:r>
+      <w:r>
+        <w:rPr>
+          <w:rFonts w:ascii="Times New Roman" w:hAnsi="Times New Roman" w:cs="Times New Roman" w:eastAsia="宋体"/>
+          <w:b/>
+          <w:sz w:val="24"/>
+        </w:rPr>
+        <w:t>39%</w:t>
+      </w:r>
+      <w:r>
+        <w:rPr>
+          <w:rFonts w:ascii="Times New Roman" w:hAnsi="Times New Roman" w:cs="Times New Roman" w:eastAsia="宋体"/>
+          <w:b w:val="0"/>
+          <w:sz w:val="24"/>
+        </w:rPr>
+        <w:t>。</w:t>
       </w:r>
     </w:p>
     <w:p>
@@ -7632,7 +7915,7 @@
               </w:rPr>
               <w:t>亚马逊 10-K 年报披露（</w:t>
             </w:r>
-            <w:hyperlink r:id="rId38">
+            <w:hyperlink r:id="rId37">
               <w:r>
                 <w:rPr>
                   <w:rFonts w:ascii="Times New Roman" w:hAnsi="Times New Roman" w:eastAsia="宋体"/>
@@ -7761,7 +8044,7 @@
               <w:spacing w:line="264" w:lineRule="auto" w:after="0"/>
             </w:pPr>
             <w:r/>
-            <w:hyperlink r:id="rId37">
+            <w:hyperlink r:id="rId38">
               <w:r>
                 <w:rPr>
                   <w:rFonts w:ascii="Times New Roman" w:hAnsi="Times New Roman" w:eastAsia="宋体"/>
@@ -7855,7 +8138,7 @@
               </w:rPr>
               <w:t>；</w:t>
             </w:r>
-            <w:hyperlink r:id="rId37">
+            <w:hyperlink r:id="rId38">
               <w:r>
                 <w:rPr>
                   <w:rFonts w:ascii="Times New Roman" w:hAnsi="Times New Roman" w:eastAsia="宋体"/>
@@ -7873,6 +8156,100 @@
                 <w:sz w:val="21"/>
               </w:rPr>
               <w:t>原文："*In 2024, we see a big increase in AWS CAPEX, from $24.8 billion in 2023 to $53.3 billion... an all-time high as a percentage of Amazon's overall CAPEX spend at 64%*"</w:t>
+            </w:r>
+          </w:p>
+        </w:tc>
+      </w:tr>
+      <w:tr>
+        <w:tc>
+          <w:tcPr>
+            <w:tcW w:type="dxa" w:w="2835"/>
+          </w:tcPr>
+          <w:p>
+            <w:pPr>
+              <w:spacing w:line="264" w:lineRule="auto" w:after="0"/>
+            </w:pPr>
+            <w:r/>
+            <w:r>
+              <w:rPr>
+                <w:rFonts w:ascii="Times New Roman" w:hAnsi="Times New Roman" w:cs="Times New Roman" w:eastAsia="宋体"/>
+                <w:b w:val="0"/>
+                <w:sz w:val="21"/>
+              </w:rPr>
+              <w:t>2025</w:t>
+            </w:r>
+          </w:p>
+        </w:tc>
+        <w:tc>
+          <w:tcPr>
+            <w:tcW w:type="dxa" w:w="2835"/>
+          </w:tcPr>
+          <w:p>
+            <w:pPr>
+              <w:spacing w:line="264" w:lineRule="auto" w:after="0"/>
+            </w:pPr>
+            <w:r/>
+            <w:r>
+              <w:rPr>
+                <w:rFonts w:ascii="Times New Roman" w:hAnsi="Times New Roman" w:cs="Times New Roman" w:eastAsia="宋体"/>
+                <w:b/>
+                <w:sz w:val="21"/>
+              </w:rPr>
+              <w:t>$96.5B</w:t>
+            </w:r>
+          </w:p>
+        </w:tc>
+        <w:tc>
+          <w:tcPr>
+            <w:tcW w:type="dxa" w:w="2835"/>
+          </w:tcPr>
+          <w:p>
+            <w:pPr>
+              <w:spacing w:line="264" w:lineRule="auto" w:after="0"/>
+            </w:pPr>
+            <w:r/>
+            <w:r>
+              <w:rPr>
+                <w:rFonts w:ascii="Times New Roman" w:hAnsi="Times New Roman" w:cs="Times New Roman" w:eastAsia="宋体"/>
+                <w:b w:val="0"/>
+                <w:sz w:val="21"/>
+              </w:rPr>
+              <w:t xml:space="preserve">+81%，占亚马逊总 capex </w:t>
+            </w:r>
+            <w:r>
+              <w:rPr>
+                <w:rFonts w:ascii="Times New Roman" w:hAnsi="Times New Roman" w:cs="Times New Roman" w:eastAsia="宋体"/>
+                <w:b/>
+                <w:sz w:val="21"/>
+              </w:rPr>
+              <w:t>72%</w:t>
+            </w:r>
+            <w:r>
+              <w:rPr>
+                <w:rFonts w:ascii="Times New Roman" w:hAnsi="Times New Roman" w:cs="Times New Roman" w:eastAsia="宋体"/>
+                <w:b w:val="0"/>
+                <w:sz w:val="21"/>
+              </w:rPr>
+              <w:t>（</w:t>
+            </w:r>
+            <w:hyperlink r:id="rId19">
+              <w:r>
+                <w:rPr>
+                  <w:rFonts w:ascii="Times New Roman" w:hAnsi="Times New Roman" w:eastAsia="宋体"/>
+                  <w:color w:val="0563C1"/>
+                  <w:u w:val="single"/>
+                  <w:sz w:val="19"/>
+                </w:rPr>
+                <w:t xml:space="preserve">Platformonomics 2025 回顾</w:t>
+              </w:r>
+            </w:hyperlink>
+            <w:r>
+              <w:rPr>
+                <w:rFonts w:ascii="Times New Roman" w:hAnsi="Times New Roman" w:cs="Times New Roman" w:eastAsia="宋体"/>
+                <w:b w:val="0"/>
+                <w:sz w:val="21"/>
+              </w:rPr>
+              <w:t>："*AWS CAPEX... jumped 81% to $96.5 billion (ATH), accounting for 72% of total Amazon CAPEX*"）</w:t>
             </w:r>
           </w:p>
         </w:tc>
@@ -7896,7 +8273,7 @@
         </w:rPr>
         <w:t xml:space="preserve">亚马逊 2021 capex 结构（CFO Brian Olsavsky Q4'21 电话会，经 </w:t>
       </w:r>
-      <w:hyperlink r:id="rId38">
+      <w:hyperlink r:id="rId37">
         <w:r>
           <w:rPr>
             <w:rFonts w:ascii="Times New Roman" w:hAnsi="Times New Roman" w:eastAsia="宋体"/>
@@ -7944,7 +8321,7 @@
         <w:spacing w:line="360" w:lineRule="auto" w:after="40"/>
         <w:ind w:firstLine="480"/>
       </w:pPr>
-      <w:hyperlink r:id="rId38">
+      <w:hyperlink r:id="rId37">
         <w:r>
           <w:rPr>
             <w:rFonts w:ascii="Times New Roman" w:hAnsi="Times New Roman" w:eastAsia="宋体"/>
@@ -8277,7 +8654,7 @@
         </w:rPr>
         <w:t>、</w:t>
       </w:r>
-      <w:hyperlink r:id="rId38">
+      <w:hyperlink r:id="rId37">
         <w:r>
           <w:rPr>
             <w:rFonts w:ascii="Times New Roman" w:hAnsi="Times New Roman" w:eastAsia="宋体"/>
@@ -8334,7 +8711,7 @@
         </w:rPr>
         <w:t>、</w:t>
       </w:r>
-      <w:hyperlink r:id="rId37">
+      <w:hyperlink r:id="rId38">
         <w:r>
           <w:rPr>
             <w:rFonts w:ascii="Times New Roman" w:hAnsi="Times New Roman" w:eastAsia="宋体"/>
@@ -8353,7 +8730,7 @@
         </w:rPr>
         <w:t>、</w:t>
       </w:r>
-      <w:hyperlink r:id="rId25">
+      <w:hyperlink r:id="rId19">
         <w:r>
           <w:rPr>
             <w:rFonts w:ascii="Times New Roman" w:hAnsi="Times New Roman" w:eastAsia="宋体"/>
@@ -8537,7 +8914,7 @@
               <w:spacing w:line="264" w:lineRule="auto" w:after="0"/>
             </w:pPr>
             <w:r/>
-            <w:hyperlink r:id="rId24">
+            <w:hyperlink r:id="rId25">
               <w:r>
                 <w:rPr>
                   <w:rFonts w:ascii="Times New Roman" w:hAnsi="Times New Roman" w:eastAsia="宋体"/>
@@ -8642,7 +9019,7 @@
               <w:spacing w:line="264" w:lineRule="auto" w:after="0"/>
             </w:pPr>
             <w:r/>
-            <w:hyperlink r:id="rId24">
+            <w:hyperlink r:id="rId25">
               <w:r>
                 <w:rPr>
                   <w:rFonts w:ascii="Times New Roman" w:hAnsi="Times New Roman" w:eastAsia="宋体"/>
@@ -8779,7 +9156,7 @@
               <w:spacing w:line="264" w:lineRule="auto" w:after="0"/>
             </w:pPr>
             <w:r/>
-            <w:hyperlink r:id="rId25">
+            <w:hyperlink r:id="rId19">
               <w:r>
                 <w:rPr>
                   <w:rFonts w:ascii="Times New Roman" w:hAnsi="Times New Roman" w:eastAsia="宋体"/>
@@ -8919,7 +9296,7 @@
               </w:rPr>
               <w:t>、</w:t>
             </w:r>
-            <w:hyperlink r:id="rId37">
+            <w:hyperlink r:id="rId38">
               <w:r>
                 <w:rPr>
                   <w:rFonts w:ascii="Times New Roman" w:hAnsi="Times New Roman" w:eastAsia="宋体"/>
@@ -9016,7 +9393,7 @@
               <w:spacing w:line="264" w:lineRule="auto" w:after="0"/>
             </w:pPr>
             <w:r/>
-            <w:hyperlink r:id="rId19">
+            <w:hyperlink r:id="rId20">
               <w:r>
                 <w:rPr>
                   <w:rFonts w:ascii="Times New Roman" w:hAnsi="Times New Roman" w:eastAsia="宋体"/>
@@ -10110,7 +10487,39 @@
           <w:b w:val="0"/>
           <w:sz w:val="24"/>
         </w:rPr>
-        <w:t>。</w:t>
+        <w:t>：Meta 出资产、持 20%，</w:t>
+      </w:r>
+      <w:r>
+        <w:rPr>
+          <w:rFonts w:ascii="Times New Roman" w:hAnsi="Times New Roman" w:cs="Times New Roman" w:eastAsia="宋体"/>
+          <w:b/>
+          <w:sz w:val="24"/>
+        </w:rPr>
+        <w:t>承诺付费使用该数据中心（计入 OPEX）并对其他投资者的回报作担保</w:t>
+      </w:r>
+      <w:r>
+        <w:rPr>
+          <w:rFonts w:ascii="Times New Roman" w:hAnsi="Times New Roman" w:cs="Times New Roman" w:eastAsia="宋体"/>
+          <w:b w:val="0"/>
+          <w:sz w:val="24"/>
+        </w:rPr>
+        <w:t>（若租约不续）。</w:t>
+      </w:r>
+      <w:r>
+        <w:rPr>
+          <w:rFonts w:ascii="Times New Roman" w:hAnsi="Times New Roman" w:cs="Times New Roman" w:eastAsia="宋体"/>
+          <w:b/>
+          <w:sz w:val="24"/>
+        </w:rPr>
+        <w:t>Meta 审计师对其"无控制权"（表外前提）的主张并不完全认同</w:t>
+      </w:r>
+      <w:r>
+        <w:rPr>
+          <w:rFonts w:ascii="Times New Roman" w:hAnsi="Times New Roman" w:cs="Times New Roman" w:eastAsia="宋体"/>
+          <w:b w:val="0"/>
+          <w:sz w:val="24"/>
+        </w:rPr>
+        <w:t>——留有会计争议。</w:t>
       </w:r>
       <w:r>
         <w:rPr>
@@ -10156,6 +10565,25 @@
             <w:sz w:val="24"/>
           </w:rPr>
           <w:t xml:space="preserve">Fortune</w:t>
+        </w:r>
+      </w:hyperlink>
+      <w:r>
+        <w:rPr>
+          <w:rFonts w:ascii="Times New Roman" w:hAnsi="Times New Roman" w:cs="Times New Roman" w:eastAsia="宋体"/>
+          <w:b w:val="0"/>
+          <w:sz w:val="24"/>
+        </w:rPr>
+        <w:t>、</w:t>
+      </w:r>
+      <w:hyperlink r:id="rId19">
+        <w:r>
+          <w:rPr>
+            <w:rFonts w:ascii="Times New Roman" w:hAnsi="Times New Roman" w:eastAsia="宋体"/>
+            <w:color w:val="0563C1"/>
+            <w:u w:val="single"/>
+            <w:sz w:val="24"/>
+          </w:rPr>
+          <w:t xml:space="preserve">Platformonomics 2025 回顾</w:t>
         </w:r>
       </w:hyperlink>
     </w:p>
@@ -10728,7 +11156,7 @@
         </w:rPr>
         <w:t xml:space="preserve"> 来源：</w:t>
       </w:r>
-      <w:hyperlink r:id="rId25">
+      <w:hyperlink r:id="rId19">
         <w:r>
           <w:rPr>
             <w:rFonts w:ascii="Times New Roman" w:hAnsi="Times New Roman" w:eastAsia="宋体"/>
@@ -10801,7 +11229,7 @@
         </w:rPr>
         <w:t>【已核实——</w:t>
       </w:r>
-      <w:hyperlink r:id="rId25">
+      <w:hyperlink r:id="rId19">
         <w:r>
           <w:rPr>
             <w:rFonts w:ascii="Times New Roman" w:hAnsi="Times New Roman" w:eastAsia="宋体"/>
@@ -11115,7 +11543,7 @@
         </w:rPr>
         <w:t xml:space="preserve"> 来源：</w:t>
       </w:r>
-      <w:hyperlink r:id="rId21">
+      <w:hyperlink r:id="rId22">
         <w:r>
           <w:rPr>
             <w:rFonts w:ascii="Times New Roman" w:hAnsi="Times New Roman" w:eastAsia="宋体"/>
@@ -14691,7 +15119,7 @@
           <w:b w:val="0"/>
           <w:sz w:val="24"/>
         </w:rPr>
-        <w:t>：四大"建AI"巨头（微软/亚马逊/Alphabet/Meta）2025年合计CapEx已达约</w:t>
+        <w:t xml:space="preserve">：四大"建AI"巨头（亚马逊/微软/Alphabet/Meta）2025 年合计 CapEx 达 </w:t>
       </w:r>
       <w:r>
         <w:rPr>
@@ -14699,15 +15127,15 @@
           <w:b/>
           <w:sz w:val="24"/>
         </w:rPr>
-        <w:t>$360B</w:t>
-      </w:r>
-      <w:r>
-        <w:rPr>
-          <w:rFonts w:ascii="Times New Roman" w:hAnsi="Times New Roman" w:cs="Times New Roman" w:eastAsia="宋体"/>
-          <w:b w:val="0"/>
-          <w:sz w:val="24"/>
-        </w:rPr>
-        <w:t>量级，且2026年指引继续翻倍式增长。英伟达（fabless）、苹果CapEx相对很小。</w:t>
+        <w:t>$416B</w:t>
+      </w:r>
+      <w:r>
+        <w:rPr>
+          <w:rFonts w:ascii="Times New Roman" w:hAnsi="Times New Roman" w:cs="Times New Roman" w:eastAsia="宋体"/>
+          <w:b w:val="0"/>
+          <w:sz w:val="24"/>
+        </w:rPr>
+        <w:t>（+66%，均创历史新高：亚马逊 134.7 / 微软 118 / 谷歌 91.5 / Meta 72.2 十亿美元），2026 年指引继续跳升（合计约 $645B+）。英伟达（fabless）、苹果 CapEx 相对很小。</w:t>
       </w:r>
     </w:p>
     <w:p>

--- a/美国七大AI巨头财务与算力研究2020-2025.docx
+++ b/美国七大AI巨头财务与算力研究2020-2025.docx
@@ -6522,18 +6522,19 @@
         <w:tblLook w:firstColumn="1" w:firstRow="1" w:lastColumn="0" w:lastRow="0" w:noHBand="0" w:noVBand="1" w:val="04A0"/>
       </w:tblPr>
       <w:tblGrid>
-        <w:gridCol w:w="1215"/>
-        <w:gridCol w:w="1215"/>
-        <w:gridCol w:w="1215"/>
-        <w:gridCol w:w="1215"/>
-        <w:gridCol w:w="1215"/>
-        <w:gridCol w:w="1215"/>
-        <w:gridCol w:w="1215"/>
+        <w:gridCol w:w="1063"/>
+        <w:gridCol w:w="1063"/>
+        <w:gridCol w:w="1063"/>
+        <w:gridCol w:w="1063"/>
+        <w:gridCol w:w="1063"/>
+        <w:gridCol w:w="1063"/>
+        <w:gridCol w:w="1063"/>
+        <w:gridCol w:w="1063"/>
       </w:tblGrid>
       <w:tr>
         <w:tc>
           <w:tcPr>
-            <w:tcW w:type="dxa" w:w="1215"/>
+            <w:tcW w:type="dxa" w:w="1063"/>
             <w:shd w:val="clear" w:fill="D9E2F3"/>
           </w:tcPr>
           <w:p>
@@ -6553,7 +6554,7 @@
         </w:tc>
         <w:tc>
           <w:tcPr>
-            <w:tcW w:type="dxa" w:w="1215"/>
+            <w:tcW w:type="dxa" w:w="1063"/>
             <w:shd w:val="clear" w:fill="D9E2F3"/>
           </w:tcPr>
           <w:p>
@@ -6573,7 +6574,7 @@
         </w:tc>
         <w:tc>
           <w:tcPr>
-            <w:tcW w:type="dxa" w:w="1215"/>
+            <w:tcW w:type="dxa" w:w="1063"/>
             <w:shd w:val="clear" w:fill="D9E2F3"/>
           </w:tcPr>
           <w:p>
@@ -6593,7 +6594,7 @@
         </w:tc>
         <w:tc>
           <w:tcPr>
-            <w:tcW w:type="dxa" w:w="1215"/>
+            <w:tcW w:type="dxa" w:w="1063"/>
             <w:shd w:val="clear" w:fill="D9E2F3"/>
           </w:tcPr>
           <w:p>
@@ -6613,7 +6614,7 @@
         </w:tc>
         <w:tc>
           <w:tcPr>
-            <w:tcW w:type="dxa" w:w="1215"/>
+            <w:tcW w:type="dxa" w:w="1063"/>
             <w:shd w:val="clear" w:fill="D9E2F3"/>
           </w:tcPr>
           <w:p>
@@ -6633,7 +6634,7 @@
         </w:tc>
         <w:tc>
           <w:tcPr>
-            <w:tcW w:type="dxa" w:w="1215"/>
+            <w:tcW w:type="dxa" w:w="1063"/>
             <w:shd w:val="clear" w:fill="D9E2F3"/>
           </w:tcPr>
           <w:p>
@@ -6647,13 +6648,29 @@
                 <w:b/>
                 <w:sz w:val="21"/>
               </w:rPr>
-              <w:t>三云合计(AMZN+GOOG+MSFT)</w:t>
+              <w:t>三云合计(AMZN+GOOG+MSFT，</w:t>
+            </w:r>
+            <w:r>
+              <w:rPr>
+                <w:rFonts w:ascii="Times New Roman" w:hAnsi="Times New Roman" w:cs="Times New Roman" w:eastAsia="宋体"/>
+                <w:b/>
+                <w:sz w:val="21"/>
+              </w:rPr>
+              <w:t>含微软、不含Meta</w:t>
+            </w:r>
+            <w:r>
+              <w:rPr>
+                <w:rFonts w:ascii="Times New Roman" w:hAnsi="Times New Roman" w:cs="Times New Roman" w:eastAsia="宋体"/>
+                <w:b/>
+                <w:sz w:val="21"/>
+              </w:rPr>
+              <w:t>)</w:t>
             </w:r>
           </w:p>
         </w:tc>
         <w:tc>
           <w:tcPr>
-            <w:tcW w:type="dxa" w:w="1215"/>
+            <w:tcW w:type="dxa" w:w="1063"/>
             <w:shd w:val="clear" w:fill="D9E2F3"/>
           </w:tcPr>
           <w:p>
@@ -6667,7 +6684,27 @@
                 <w:b/>
                 <w:sz w:val="21"/>
               </w:rPr>
-              <w:t>同比</w:t>
+              <w:t>四家合计(含Meta)</w:t>
+            </w:r>
+          </w:p>
+        </w:tc>
+        <w:tc>
+          <w:tcPr>
+            <w:tcW w:type="dxa" w:w="1063"/>
+            <w:shd w:val="clear" w:fill="D9E2F3"/>
+          </w:tcPr>
+          <w:p>
+            <w:pPr>
+              <w:spacing w:line="264" w:lineRule="auto" w:after="0"/>
+            </w:pPr>
+            <w:r/>
+            <w:r>
+              <w:rPr>
+                <w:rFonts w:ascii="Times New Roman" w:hAnsi="Times New Roman" w:cs="Times New Roman" w:eastAsia="宋体"/>
+                <w:b/>
+                <w:sz w:val="21"/>
+              </w:rPr>
+              <w:t>三云同比</w:t>
             </w:r>
           </w:p>
         </w:tc>
@@ -6675,7 +6712,7 @@
       <w:tr>
         <w:tc>
           <w:tcPr>
-            <w:tcW w:type="dxa" w:w="1215"/>
+            <w:tcW w:type="dxa" w:w="1063"/>
           </w:tcPr>
           <w:p>
             <w:pPr>
@@ -6694,7 +6731,7 @@
         </w:tc>
         <w:tc>
           <w:tcPr>
-            <w:tcW w:type="dxa" w:w="1215"/>
+            <w:tcW w:type="dxa" w:w="1063"/>
           </w:tcPr>
           <w:p>
             <w:pPr>
@@ -6713,7 +6750,7 @@
         </w:tc>
         <w:tc>
           <w:tcPr>
-            <w:tcW w:type="dxa" w:w="1215"/>
+            <w:tcW w:type="dxa" w:w="1063"/>
           </w:tcPr>
           <w:p>
             <w:pPr>
@@ -6732,7 +6769,7 @@
         </w:tc>
         <w:tc>
           <w:tcPr>
-            <w:tcW w:type="dxa" w:w="1215"/>
+            <w:tcW w:type="dxa" w:w="1063"/>
           </w:tcPr>
           <w:p>
             <w:pPr>
@@ -6751,7 +6788,7 @@
         </w:tc>
         <w:tc>
           <w:tcPr>
-            <w:tcW w:type="dxa" w:w="1215"/>
+            <w:tcW w:type="dxa" w:w="1063"/>
           </w:tcPr>
           <w:p>
             <w:pPr>
@@ -6770,7 +6807,7 @@
         </w:tc>
         <w:tc>
           <w:tcPr>
-            <w:tcW w:type="dxa" w:w="1215"/>
+            <w:tcW w:type="dxa" w:w="1063"/>
           </w:tcPr>
           <w:p>
             <w:pPr>
@@ -6789,7 +6826,7 @@
         </w:tc>
         <w:tc>
           <w:tcPr>
-            <w:tcW w:type="dxa" w:w="1215"/>
+            <w:tcW w:type="dxa" w:w="1063"/>
           </w:tcPr>
           <w:p>
             <w:pPr>
@@ -6806,11 +6843,9 @@
             </w:r>
           </w:p>
         </w:tc>
-      </w:tr>
-      <w:tr>
         <w:tc>
           <w:tcPr>
-            <w:tcW w:type="dxa" w:w="1215"/>
+            <w:tcW w:type="dxa" w:w="1063"/>
           </w:tcPr>
           <w:p>
             <w:pPr>
@@ -6823,13 +6858,15 @@
                 <w:b w:val="0"/>
                 <w:sz w:val="21"/>
               </w:rPr>
-              <w:t>2020</w:t>
+              <w:t>—</w:t>
             </w:r>
           </w:p>
         </w:tc>
+      </w:tr>
+      <w:tr>
         <w:tc>
           <w:tcPr>
-            <w:tcW w:type="dxa" w:w="1215"/>
+            <w:tcW w:type="dxa" w:w="1063"/>
           </w:tcPr>
           <w:p>
             <w:pPr>
@@ -6842,13 +6879,13 @@
                 <w:b w:val="0"/>
                 <w:sz w:val="21"/>
               </w:rPr>
-              <w:t>~54</w:t>
+              <w:t>2020</w:t>
             </w:r>
           </w:p>
         </w:tc>
         <w:tc>
           <w:tcPr>
-            <w:tcW w:type="dxa" w:w="1215"/>
+            <w:tcW w:type="dxa" w:w="1063"/>
           </w:tcPr>
           <w:p>
             <w:pPr>
@@ -6861,13 +6898,13 @@
                 <w:b w:val="0"/>
                 <w:sz w:val="21"/>
               </w:rPr>
-              <w:t>22.3</w:t>
+              <w:t>~54</w:t>
             </w:r>
           </w:p>
         </w:tc>
         <w:tc>
           <w:tcPr>
-            <w:tcW w:type="dxa" w:w="1215"/>
+            <w:tcW w:type="dxa" w:w="1063"/>
           </w:tcPr>
           <w:p>
             <w:pPr>
@@ -6880,13 +6917,13 @@
                 <w:b w:val="0"/>
                 <w:sz w:val="21"/>
               </w:rPr>
-              <w:t>20.6</w:t>
+              <w:t>22.3</w:t>
             </w:r>
           </w:p>
         </w:tc>
         <w:tc>
           <w:tcPr>
-            <w:tcW w:type="dxa" w:w="1215"/>
+            <w:tcW w:type="dxa" w:w="1063"/>
           </w:tcPr>
           <w:p>
             <w:pPr>
@@ -6899,13 +6936,13 @@
                 <w:b w:val="0"/>
                 <w:sz w:val="21"/>
               </w:rPr>
-              <w:t>~15.7</w:t>
+              <w:t>20.6</w:t>
             </w:r>
           </w:p>
         </w:tc>
         <w:tc>
           <w:tcPr>
-            <w:tcW w:type="dxa" w:w="1215"/>
+            <w:tcW w:type="dxa" w:w="1063"/>
           </w:tcPr>
           <w:p>
             <w:pPr>
@@ -6918,13 +6955,13 @@
                 <w:b w:val="0"/>
                 <w:sz w:val="21"/>
               </w:rPr>
-              <w:t>~97</w:t>
+              <w:t>~15.7</w:t>
             </w:r>
           </w:p>
         </w:tc>
         <w:tc>
           <w:tcPr>
-            <w:tcW w:type="dxa" w:w="1215"/>
+            <w:tcW w:type="dxa" w:w="1063"/>
           </w:tcPr>
           <w:p>
             <w:pPr>
@@ -6937,6 +6974,44 @@
                 <w:b w:val="0"/>
                 <w:sz w:val="21"/>
               </w:rPr>
+              <w:t>~97</w:t>
+            </w:r>
+          </w:p>
+        </w:tc>
+        <w:tc>
+          <w:tcPr>
+            <w:tcW w:type="dxa" w:w="1063"/>
+          </w:tcPr>
+          <w:p>
+            <w:pPr>
+              <w:spacing w:line="264" w:lineRule="auto" w:after="0"/>
+            </w:pPr>
+            <w:r/>
+            <w:r>
+              <w:rPr>
+                <w:rFonts w:ascii="Times New Roman" w:hAnsi="Times New Roman" w:cs="Times New Roman" w:eastAsia="宋体"/>
+                <w:b w:val="0"/>
+                <w:sz w:val="21"/>
+              </w:rPr>
+              <w:t>~113</w:t>
+            </w:r>
+          </w:p>
+        </w:tc>
+        <w:tc>
+          <w:tcPr>
+            <w:tcW w:type="dxa" w:w="1063"/>
+          </w:tcPr>
+          <w:p>
+            <w:pPr>
+              <w:spacing w:line="264" w:lineRule="auto" w:after="0"/>
+            </w:pPr>
+            <w:r/>
+            <w:r>
+              <w:rPr>
+                <w:rFonts w:ascii="Times New Roman" w:hAnsi="Times New Roman" w:cs="Times New Roman" w:eastAsia="宋体"/>
+                <w:b w:val="0"/>
+                <w:sz w:val="21"/>
+              </w:rPr>
               <w:t>+32%</w:t>
             </w:r>
           </w:p>
@@ -6945,7 +7020,7 @@
       <w:tr>
         <w:tc>
           <w:tcPr>
-            <w:tcW w:type="dxa" w:w="1215"/>
+            <w:tcW w:type="dxa" w:w="1063"/>
           </w:tcPr>
           <w:p>
             <w:pPr>
@@ -6964,7 +7039,7 @@
         </w:tc>
         <w:tc>
           <w:tcPr>
-            <w:tcW w:type="dxa" w:w="1215"/>
+            <w:tcW w:type="dxa" w:w="1063"/>
           </w:tcPr>
           <w:p>
             <w:pPr>
@@ -6983,7 +7058,7 @@
         </w:tc>
         <w:tc>
           <w:tcPr>
-            <w:tcW w:type="dxa" w:w="1215"/>
+            <w:tcW w:type="dxa" w:w="1063"/>
           </w:tcPr>
           <w:p>
             <w:pPr>
@@ -7002,7 +7077,7 @@
         </w:tc>
         <w:tc>
           <w:tcPr>
-            <w:tcW w:type="dxa" w:w="1215"/>
+            <w:tcW w:type="dxa" w:w="1063"/>
           </w:tcPr>
           <w:p>
             <w:pPr>
@@ -7021,7 +7096,7 @@
         </w:tc>
         <w:tc>
           <w:tcPr>
-            <w:tcW w:type="dxa" w:w="1215"/>
+            <w:tcW w:type="dxa" w:w="1063"/>
           </w:tcPr>
           <w:p>
             <w:pPr>
@@ -7040,7 +7115,7 @@
         </w:tc>
         <w:tc>
           <w:tcPr>
-            <w:tcW w:type="dxa" w:w="1215"/>
+            <w:tcW w:type="dxa" w:w="1063"/>
           </w:tcPr>
           <w:p>
             <w:pPr>
@@ -7059,7 +7134,7 @@
         </w:tc>
         <w:tc>
           <w:tcPr>
-            <w:tcW w:type="dxa" w:w="1215"/>
+            <w:tcW w:type="dxa" w:w="1063"/>
           </w:tcPr>
           <w:p>
             <w:pPr>
@@ -7072,6 +7147,25 @@
                 <w:b w:val="0"/>
                 <w:sz w:val="21"/>
               </w:rPr>
+              <w:t>~143</w:t>
+            </w:r>
+          </w:p>
+        </w:tc>
+        <w:tc>
+          <w:tcPr>
+            <w:tcW w:type="dxa" w:w="1063"/>
+          </w:tcPr>
+          <w:p>
+            <w:pPr>
+              <w:spacing w:line="264" w:lineRule="auto" w:after="0"/>
+            </w:pPr>
+            <w:r/>
+            <w:r>
+              <w:rPr>
+                <w:rFonts w:ascii="Times New Roman" w:hAnsi="Times New Roman" w:cs="Times New Roman" w:eastAsia="宋体"/>
+                <w:b w:val="0"/>
+                <w:sz w:val="21"/>
+              </w:rPr>
               <w:t>+28%</w:t>
             </w:r>
           </w:p>
@@ -7080,7 +7174,7 @@
       <w:tr>
         <w:tc>
           <w:tcPr>
-            <w:tcW w:type="dxa" w:w="1215"/>
+            <w:tcW w:type="dxa" w:w="1063"/>
           </w:tcPr>
           <w:p>
             <w:pPr>
@@ -7099,7 +7193,7 @@
         </w:tc>
         <w:tc>
           <w:tcPr>
-            <w:tcW w:type="dxa" w:w="1215"/>
+            <w:tcW w:type="dxa" w:w="1063"/>
           </w:tcPr>
           <w:p>
             <w:pPr>
@@ -7118,7 +7212,7 @@
         </w:tc>
         <w:tc>
           <w:tcPr>
-            <w:tcW w:type="dxa" w:w="1215"/>
+            <w:tcW w:type="dxa" w:w="1063"/>
           </w:tcPr>
           <w:p>
             <w:pPr>
@@ -7137,7 +7231,7 @@
         </w:tc>
         <w:tc>
           <w:tcPr>
-            <w:tcW w:type="dxa" w:w="1215"/>
+            <w:tcW w:type="dxa" w:w="1063"/>
           </w:tcPr>
           <w:p>
             <w:pPr>
@@ -7156,7 +7250,7 @@
         </w:tc>
         <w:tc>
           <w:tcPr>
-            <w:tcW w:type="dxa" w:w="1215"/>
+            <w:tcW w:type="dxa" w:w="1063"/>
           </w:tcPr>
           <w:p>
             <w:pPr>
@@ -7175,7 +7269,7 @@
         </w:tc>
         <w:tc>
           <w:tcPr>
-            <w:tcW w:type="dxa" w:w="1215"/>
+            <w:tcW w:type="dxa" w:w="1063"/>
           </w:tcPr>
           <w:p>
             <w:pPr>
@@ -7194,7 +7288,7 @@
         </w:tc>
         <w:tc>
           <w:tcPr>
-            <w:tcW w:type="dxa" w:w="1215"/>
+            <w:tcW w:type="dxa" w:w="1063"/>
           </w:tcPr>
           <w:p>
             <w:pPr>
@@ -7207,6 +7301,25 @@
                 <w:b w:val="0"/>
                 <w:sz w:val="21"/>
               </w:rPr>
+              <w:t>159</w:t>
+            </w:r>
+          </w:p>
+        </w:tc>
+        <w:tc>
+          <w:tcPr>
+            <w:tcW w:type="dxa" w:w="1063"/>
+          </w:tcPr>
+          <w:p>
+            <w:pPr>
+              <w:spacing w:line="264" w:lineRule="auto" w:after="0"/>
+            </w:pPr>
+            <w:r/>
+            <w:r>
+              <w:rPr>
+                <w:rFonts w:ascii="Times New Roman" w:hAnsi="Times New Roman" w:cs="Times New Roman" w:eastAsia="宋体"/>
+                <w:b w:val="0"/>
+                <w:sz w:val="21"/>
+              </w:rPr>
               <w:t>+2.5%</w:t>
             </w:r>
           </w:p>
@@ -7215,7 +7328,7 @@
       <w:tr>
         <w:tc>
           <w:tcPr>
-            <w:tcW w:type="dxa" w:w="1215"/>
+            <w:tcW w:type="dxa" w:w="1063"/>
           </w:tcPr>
           <w:p>
             <w:pPr>
@@ -7234,7 +7347,7 @@
         </w:tc>
         <w:tc>
           <w:tcPr>
-            <w:tcW w:type="dxa" w:w="1215"/>
+            <w:tcW w:type="dxa" w:w="1063"/>
           </w:tcPr>
           <w:p>
             <w:pPr>
@@ -7253,7 +7366,7 @@
         </w:tc>
         <w:tc>
           <w:tcPr>
-            <w:tcW w:type="dxa" w:w="1215"/>
+            <w:tcW w:type="dxa" w:w="1063"/>
           </w:tcPr>
           <w:p>
             <w:pPr>
@@ -7272,7 +7385,7 @@
         </w:tc>
         <w:tc>
           <w:tcPr>
-            <w:tcW w:type="dxa" w:w="1215"/>
+            <w:tcW w:type="dxa" w:w="1063"/>
           </w:tcPr>
           <w:p>
             <w:pPr>
@@ -7291,7 +7404,7 @@
         </w:tc>
         <w:tc>
           <w:tcPr>
-            <w:tcW w:type="dxa" w:w="1215"/>
+            <w:tcW w:type="dxa" w:w="1063"/>
           </w:tcPr>
           <w:p>
             <w:pPr>
@@ -7310,7 +7423,7 @@
         </w:tc>
         <w:tc>
           <w:tcPr>
-            <w:tcW w:type="dxa" w:w="1215"/>
+            <w:tcW w:type="dxa" w:w="1063"/>
           </w:tcPr>
           <w:p>
             <w:pPr>
@@ -7329,7 +7442,7 @@
         </w:tc>
         <w:tc>
           <w:tcPr>
-            <w:tcW w:type="dxa" w:w="1215"/>
+            <w:tcW w:type="dxa" w:w="1063"/>
           </w:tcPr>
           <w:p>
             <w:pPr>
@@ -7342,6 +7455,25 @@
                 <w:b w:val="0"/>
                 <w:sz w:val="21"/>
               </w:rPr>
+              <w:t>155</w:t>
+            </w:r>
+          </w:p>
+        </w:tc>
+        <w:tc>
+          <w:tcPr>
+            <w:tcW w:type="dxa" w:w="1063"/>
+          </w:tcPr>
+          <w:p>
+            <w:pPr>
+              <w:spacing w:line="264" w:lineRule="auto" w:after="0"/>
+            </w:pPr>
+            <w:r/>
+            <w:r>
+              <w:rPr>
+                <w:rFonts w:ascii="Times New Roman" w:hAnsi="Times New Roman" w:cs="Times New Roman" w:eastAsia="宋体"/>
+                <w:b w:val="0"/>
+                <w:sz w:val="21"/>
+              </w:rPr>
               <w:t>持平</w:t>
             </w:r>
           </w:p>
@@ -7350,7 +7482,7 @@
       <w:tr>
         <w:tc>
           <w:tcPr>
-            <w:tcW w:type="dxa" w:w="1215"/>
+            <w:tcW w:type="dxa" w:w="1063"/>
           </w:tcPr>
           <w:p>
             <w:pPr>
@@ -7369,7 +7501,7 @@
         </w:tc>
         <w:tc>
           <w:tcPr>
-            <w:tcW w:type="dxa" w:w="1215"/>
+            <w:tcW w:type="dxa" w:w="1063"/>
           </w:tcPr>
           <w:p>
             <w:pPr>
@@ -7388,7 +7520,7 @@
         </w:tc>
         <w:tc>
           <w:tcPr>
-            <w:tcW w:type="dxa" w:w="1215"/>
+            <w:tcW w:type="dxa" w:w="1063"/>
           </w:tcPr>
           <w:p>
             <w:pPr>
@@ -7407,7 +7539,7 @@
         </w:tc>
         <w:tc>
           <w:tcPr>
-            <w:tcW w:type="dxa" w:w="1215"/>
+            <w:tcW w:type="dxa" w:w="1063"/>
           </w:tcPr>
           <w:p>
             <w:pPr>
@@ -7426,7 +7558,7 @@
         </w:tc>
         <w:tc>
           <w:tcPr>
-            <w:tcW w:type="dxa" w:w="1215"/>
+            <w:tcW w:type="dxa" w:w="1063"/>
           </w:tcPr>
           <w:p>
             <w:pPr>
@@ -7445,7 +7577,7 @@
         </w:tc>
         <w:tc>
           <w:tcPr>
-            <w:tcW w:type="dxa" w:w="1215"/>
+            <w:tcW w:type="dxa" w:w="1063"/>
           </w:tcPr>
           <w:p>
             <w:pPr>
@@ -7464,7 +7596,7 @@
         </w:tc>
         <w:tc>
           <w:tcPr>
-            <w:tcW w:type="dxa" w:w="1215"/>
+            <w:tcW w:type="dxa" w:w="1063"/>
           </w:tcPr>
           <w:p>
             <w:pPr>
@@ -7477,6 +7609,25 @@
                 <w:b w:val="0"/>
                 <w:sz w:val="21"/>
               </w:rPr>
+              <w:t>251</w:t>
+            </w:r>
+          </w:p>
+        </w:tc>
+        <w:tc>
+          <w:tcPr>
+            <w:tcW w:type="dxa" w:w="1063"/>
+          </w:tcPr>
+          <w:p>
+            <w:pPr>
+              <w:spacing w:line="264" w:lineRule="auto" w:after="0"/>
+            </w:pPr>
+            <w:r/>
+            <w:r>
+              <w:rPr>
+                <w:rFonts w:ascii="Times New Roman" w:hAnsi="Times New Roman" w:cs="Times New Roman" w:eastAsia="宋体"/>
+                <w:b w:val="0"/>
+                <w:sz w:val="21"/>
+              </w:rPr>
               <w:t>+67%</w:t>
             </w:r>
           </w:p>
@@ -7485,7 +7636,7 @@
       <w:tr>
         <w:tc>
           <w:tcPr>
-            <w:tcW w:type="dxa" w:w="1215"/>
+            <w:tcW w:type="dxa" w:w="1063"/>
           </w:tcPr>
           <w:p>
             <w:pPr>
@@ -7504,7 +7655,7 @@
         </w:tc>
         <w:tc>
           <w:tcPr>
-            <w:tcW w:type="dxa" w:w="1215"/>
+            <w:tcW w:type="dxa" w:w="1063"/>
           </w:tcPr>
           <w:p>
             <w:pPr>
@@ -7523,7 +7674,7 @@
         </w:tc>
         <w:tc>
           <w:tcPr>
-            <w:tcW w:type="dxa" w:w="1215"/>
+            <w:tcW w:type="dxa" w:w="1063"/>
           </w:tcPr>
           <w:p>
             <w:pPr>
@@ -7542,7 +7693,7 @@
         </w:tc>
         <w:tc>
           <w:tcPr>
-            <w:tcW w:type="dxa" w:w="1215"/>
+            <w:tcW w:type="dxa" w:w="1063"/>
           </w:tcPr>
           <w:p>
             <w:pPr>
@@ -7561,7 +7712,7 @@
         </w:tc>
         <w:tc>
           <w:tcPr>
-            <w:tcW w:type="dxa" w:w="1215"/>
+            <w:tcW w:type="dxa" w:w="1063"/>
           </w:tcPr>
           <w:p>
             <w:pPr>
@@ -7580,7 +7731,7 @@
         </w:tc>
         <w:tc>
           <w:tcPr>
-            <w:tcW w:type="dxa" w:w="1215"/>
+            <w:tcW w:type="dxa" w:w="1063"/>
           </w:tcPr>
           <w:p>
             <w:pPr>
@@ -7599,7 +7750,26 @@
         </w:tc>
         <w:tc>
           <w:tcPr>
-            <w:tcW w:type="dxa" w:w="1215"/>
+            <w:tcW w:type="dxa" w:w="1063"/>
+          </w:tcPr>
+          <w:p>
+            <w:pPr>
+              <w:spacing w:line="264" w:lineRule="auto" w:after="0"/>
+            </w:pPr>
+            <w:r/>
+            <w:r>
+              <w:rPr>
+                <w:rFonts w:ascii="Times New Roman" w:hAnsi="Times New Roman" w:cs="Times New Roman" w:eastAsia="宋体"/>
+                <w:b w:val="0"/>
+                <w:sz w:val="21"/>
+              </w:rPr>
+              <w:t>416</w:t>
+            </w:r>
+          </w:p>
+        </w:tc>
+        <w:tc>
+          <w:tcPr>
+            <w:tcW w:type="dxa" w:w="1063"/>
           </w:tcPr>
           <w:p>
             <w:pPr>
@@ -7634,7 +7804,23 @@
           <w:b w:val="0"/>
           <w:sz w:val="24"/>
         </w:rPr>
-        <w:t xml:space="preserve">注：① </w:t>
+        <w:t xml:space="preserve">注：⓪ </w:t>
+      </w:r>
+      <w:r>
+        <w:rPr>
+          <w:rFonts w:ascii="Times New Roman" w:hAnsi="Times New Roman" w:cs="Times New Roman" w:eastAsia="宋体"/>
+          <w:b/>
+          <w:sz w:val="24"/>
+        </w:rPr>
+        <w:t>"三云"= 亚马逊 AWS / 谷歌 Cloud / 微软 Azure 三家公有云厂商（含微软 MSFT）；Meta 不经营公有云，故不计入"三云"，仅在"四家合计"中并入。</w:t>
+      </w:r>
+      <w:r>
+        <w:rPr>
+          <w:rFonts w:ascii="Times New Roman" w:hAnsi="Times New Roman" w:cs="Times New Roman" w:eastAsia="宋体"/>
+          <w:b w:val="0"/>
+          <w:sz w:val="24"/>
+        </w:rPr>
+        <w:t xml:space="preserve"> ① </w:t>
       </w:r>
       <w:r>
         <w:rPr>

--- a/美国七大AI巨头财务与算力研究2020-2025.docx
+++ b/美国七大AI巨头财务与算力研究2020-2025.docx
@@ -13,7 +13,7 @@
           <w:b/>
           <w:sz w:val="36"/>
         </w:rPr>
-        <w:t>美国七大AI巨头财务与算力深度研究（2020–2025）</w:t>
+        <w:t>美股七巨头（Magnificent Seven）财务与算力研究（2020–2025，含 2026 指引与最新事件）</w:t>
       </w:r>
     </w:p>
     <w:p>
@@ -35,7 +35,117 @@
           <w:b w:val="0"/>
           <w:sz w:val="24"/>
         </w:rPr>
-        <w:t>：美股"七巨头"（Magnificent Seven）——微软（MSFT）、苹果（AAPL）、英伟达（NVDA）、Alphabet/谷歌（GOOGL）、亚马逊（AMZN）、Meta（META）、特斯拉（TSLA）。这是市场对"美国7大AI巨头"的标准定义。</w:t>
+        <w:t>：美股"七巨头"（Magnificent Seven）——微软（MSFT）、苹果（AAPL）、英伟达（NVDA）、Alphabet/谷歌（GOOGL）、亚马逊（AMZN）、Meta（META）、特斯拉（TSLA）。</w:t>
+      </w:r>
+    </w:p>
+    <w:p>
+      <w:pPr>
+        <w:spacing w:line="360" w:lineRule="auto" w:after="40"/>
+        <w:ind w:left="420"/>
+      </w:pPr>
+      <w:r>
+        <w:rPr>
+          <w:rFonts w:ascii="Times New Roman" w:hAnsi="Times New Roman" w:cs="Times New Roman" w:eastAsia="宋体"/>
+          <w:b w:val="0"/>
+          <w:sz w:val="24"/>
+        </w:rPr>
+        <w:t xml:space="preserve">⚠️ </w:t>
+      </w:r>
+      <w:r>
+        <w:rPr>
+          <w:rFonts w:ascii="Times New Roman" w:hAnsi="Times New Roman" w:cs="Times New Roman" w:eastAsia="宋体"/>
+          <w:b/>
+          <w:sz w:val="24"/>
+        </w:rPr>
+        <w:t>样本框说明（重要，避免以偏概全）</w:t>
+      </w:r>
+      <w:r>
+        <w:rPr>
+          <w:rFonts w:ascii="Times New Roman" w:hAnsi="Times New Roman" w:cs="Times New Roman" w:eastAsia="宋体"/>
+          <w:b w:val="0"/>
+          <w:sz w:val="24"/>
+        </w:rPr>
+        <w:t>：本组按</w:t>
+      </w:r>
+      <w:r>
+        <w:rPr>
+          <w:rFonts w:ascii="Times New Roman" w:hAnsi="Times New Roman" w:cs="Times New Roman" w:eastAsia="宋体"/>
+          <w:b/>
+          <w:sz w:val="24"/>
+        </w:rPr>
+        <w:t>市值</w:t>
+      </w:r>
+      <w:r>
+        <w:rPr>
+          <w:rFonts w:ascii="Times New Roman" w:hAnsi="Times New Roman" w:cs="Times New Roman" w:eastAsia="宋体"/>
+          <w:b w:val="0"/>
+          <w:sz w:val="24"/>
+        </w:rPr>
+        <w:t>选取（Magnificent Seven），</w:t>
+      </w:r>
+      <w:r>
+        <w:rPr>
+          <w:rFonts w:ascii="Times New Roman" w:hAnsi="Times New Roman" w:cs="Times New Roman" w:eastAsia="宋体"/>
+          <w:b/>
+          <w:sz w:val="24"/>
+        </w:rPr>
+        <w:t>并非按"AI 投入/算力"选取</w:t>
+      </w:r>
+      <w:r>
+        <w:rPr>
+          <w:rFonts w:ascii="Times New Roman" w:hAnsi="Times New Roman" w:cs="Times New Roman" w:eastAsia="宋体"/>
+          <w:b w:val="0"/>
+          <w:sz w:val="24"/>
+        </w:rPr>
+        <w:t>。故苹果、特斯拉虽入选、其 AI capex 却很小；而 2025 数据中心军备竞赛中的重要</w:t>
+      </w:r>
+      <w:r>
+        <w:rPr>
+          <w:rFonts w:ascii="Times New Roman" w:hAnsi="Times New Roman" w:cs="Times New Roman" w:eastAsia="宋体"/>
+          <w:b/>
+          <w:sz w:val="24"/>
+        </w:rPr>
+        <w:t>非上市/纯 AI 基建</w:t>
+      </w:r>
+      <w:r>
+        <w:rPr>
+          <w:rFonts w:ascii="Times New Roman" w:hAnsi="Times New Roman" w:cs="Times New Roman" w:eastAsia="宋体"/>
+          <w:b w:val="0"/>
+          <w:sz w:val="24"/>
+        </w:rPr>
+        <w:t>玩家（OpenAI、Oracle/OCI、CoreWeave、xAI、字节跳动等）</w:t>
+      </w:r>
+      <w:r>
+        <w:rPr>
+          <w:rFonts w:ascii="Times New Roman" w:hAnsi="Times New Roman" w:cs="Times New Roman" w:eastAsia="宋体"/>
+          <w:b/>
+          <w:sz w:val="24"/>
+        </w:rPr>
+        <w:t>不在本样本内</w:t>
+      </w:r>
+      <w:r>
+        <w:rPr>
+          <w:rFonts w:ascii="Times New Roman" w:hAnsi="Times New Roman" w:cs="Times New Roman" w:eastAsia="宋体"/>
+          <w:b w:val="0"/>
+          <w:sz w:val="24"/>
+        </w:rPr>
+        <w:t>。因此本报告刻画的是"</w:t>
+      </w:r>
+      <w:r>
+        <w:rPr>
+          <w:rFonts w:ascii="Times New Roman" w:hAnsi="Times New Roman" w:cs="Times New Roman" w:eastAsia="宋体"/>
+          <w:b/>
+          <w:sz w:val="24"/>
+        </w:rPr>
+        <w:t>拥有超大经营现金流的上市平台自筹 AI 基建</w:t>
+      </w:r>
+      <w:r>
+        <w:rPr>
+          <w:rFonts w:ascii="Times New Roman" w:hAnsi="Times New Roman" w:cs="Times New Roman" w:eastAsia="宋体"/>
+          <w:b w:val="0"/>
+          <w:sz w:val="24"/>
+        </w:rPr>
+        <w:t>"这一子集，而非完整 AI 算力格局——请据此理解结论的边界。</w:t>
       </w:r>
     </w:p>
     <w:p>
@@ -393,6 +503,92 @@
           <w:sz w:val="24"/>
         </w:rPr>
         <w:t>核实，少量前瞻规划或媒体推算项仍标【来源待核实】。</w:t>
+      </w:r>
+    </w:p>
+    <w:p>
+      <w:pPr>
+        <w:spacing w:line="360" w:lineRule="auto" w:after="40"/>
+        <w:ind w:left="420"/>
+      </w:pPr>
+      <w:r>
+        <w:rPr>
+          <w:rFonts w:ascii="Times New Roman" w:hAnsi="Times New Roman" w:cs="Times New Roman" w:eastAsia="宋体"/>
+          <w:b/>
+          <w:sz w:val="24"/>
+        </w:rPr>
+        <w:t>⚠️ 关于"一手10-K 已核实"的可复现性（诚信声明）</w:t>
+      </w:r>
+      <w:r>
+        <w:rPr>
+          <w:rFonts w:ascii="Times New Roman" w:hAnsi="Times New Roman" w:cs="Times New Roman" w:eastAsia="宋体"/>
+          <w:b w:val="0"/>
+          <w:sz w:val="24"/>
+        </w:rPr>
+        <w:t>：因本环境无法直连 SEC/数据站（返回 403），所有"一手 10-K 已核实"数字系</w:t>
+      </w:r>
+      <w:r>
+        <w:rPr>
+          <w:rFonts w:ascii="Times New Roman" w:hAnsi="Times New Roman" w:cs="Times New Roman" w:eastAsia="宋体"/>
+          <w:b/>
+          <w:sz w:val="24"/>
+        </w:rPr>
+        <w:t>使用者手动截取/录入</w:t>
+      </w:r>
+      <w:r>
+        <w:rPr>
+          <w:rFonts w:ascii="Times New Roman" w:hAnsi="Times New Roman" w:cs="Times New Roman" w:eastAsia="宋体"/>
+          <w:b w:val="0"/>
+          <w:sz w:val="24"/>
+        </w:rPr>
+        <w:t>——文档</w:t>
+      </w:r>
+      <w:r>
+        <w:rPr>
+          <w:rFonts w:ascii="Times New Roman" w:hAnsi="Times New Roman" w:cs="Times New Roman" w:eastAsia="宋体"/>
+          <w:b/>
+          <w:sz w:val="24"/>
+        </w:rPr>
+        <w:t>未附截图、页码或 accession number</w:t>
+      </w:r>
+      <w:r>
+        <w:rPr>
+          <w:rFonts w:ascii="Times New Roman" w:hAnsi="Times New Roman" w:cs="Times New Roman" w:eastAsia="宋体"/>
+          <w:b w:val="0"/>
+          <w:sz w:val="24"/>
+        </w:rPr>
+        <w:t>，故此类"已核实"</w:t>
+      </w:r>
+      <w:r>
+        <w:rPr>
+          <w:rFonts w:ascii="Times New Roman" w:hAnsi="Times New Roman" w:cs="Times New Roman" w:eastAsia="宋体"/>
+          <w:b/>
+          <w:sz w:val="24"/>
+        </w:rPr>
+        <w:t>不可由第三方独立复现</w:t>
+      </w:r>
+      <w:r>
+        <w:rPr>
+          <w:rFonts w:ascii="Times New Roman" w:hAnsi="Times New Roman" w:cs="Times New Roman" w:eastAsia="宋体"/>
+          <w:b w:val="0"/>
+          <w:sz w:val="24"/>
+        </w:rPr>
+        <w:t>：它表示"作者已与使用者对照过一手文件"，而</w:t>
+      </w:r>
+      <w:r>
+        <w:rPr>
+          <w:rFonts w:ascii="Times New Roman" w:hAnsi="Times New Roman" w:cs="Times New Roman" w:eastAsia="宋体"/>
+          <w:b/>
+          <w:sz w:val="24"/>
+        </w:rPr>
+        <w:t>不等于</w:t>
+      </w:r>
+      <w:r>
+        <w:rPr>
+          <w:rFonts w:ascii="Times New Roman" w:hAnsi="Times New Roman" w:cs="Times New Roman" w:eastAsia="宋体"/>
+          <w:b w:val="0"/>
+          <w:sz w:val="24"/>
+        </w:rPr>
+        <w:t>已附可审计凭证。读者若需复现，请按 §7 各公司 CIK 自行调取对应 10-K 的现金流量表/权益变动表逐行核对。</w:t>
       </w:r>
     </w:p>
     <w:p>
@@ -1830,7 +2026,23 @@
           <w:b w:val="0"/>
           <w:sz w:val="24"/>
         </w:rPr>
-        <w:t>七巨头合计市值：2024 年约 $16.7 万亿；2025/10 峰值约 $22 万亿，约占标普 500 总市值的 36%。【来源待核实——媒体汇总口径】</w:t>
+        <w:t>七巨头合计市值：</w:t>
+      </w:r>
+      <w:r>
+        <w:rPr>
+          <w:rFonts w:ascii="Times New Roman" w:hAnsi="Times New Roman" w:cs="Times New Roman" w:eastAsia="宋体"/>
+          <w:b/>
+          <w:sz w:val="24"/>
+        </w:rPr>
+        <w:t>2024 年末约 $17.9 万亿</w:t>
+      </w:r>
+      <w:r>
+        <w:rPr>
+          <w:rFonts w:ascii="Times New Roman" w:hAnsi="Times New Roman" w:cs="Times New Roman" w:eastAsia="宋体"/>
+          <w:b w:val="0"/>
+          <w:sz w:val="24"/>
+        </w:rPr>
+        <w:t>（本表七家年末值加总：3.79+3.20+3.29+2.37+2.35+1.49+1.39）；2025/10 峰值约 $22 万亿，约占标普 500 总市值的 36%。【峰值口径为媒体汇总，待核实；2024 末为本表自洽加总】</w:t>
       </w:r>
     </w:p>
     <w:p>
@@ -7954,6 +8166,86 @@
           <w:b w:val="0"/>
           <w:sz w:val="24"/>
         </w:rPr>
+        <w:t xml:space="preserve">。⑥ </w:t>
+      </w:r>
+      <w:r>
+        <w:rPr>
+          <w:rFonts w:ascii="Times New Roman" w:hAnsi="Times New Roman" w:cs="Times New Roman" w:eastAsia="宋体"/>
+          <w:b/>
+          <w:sz w:val="24"/>
+        </w:rPr>
+        <w:t>口径提示（亚马逊 2021：表内 73.7 vs 官方 68.1）</w:t>
+      </w:r>
+      <w:r>
+        <w:rPr>
+          <w:rFonts w:ascii="Times New Roman" w:hAnsi="Times New Roman" w:cs="Times New Roman" w:eastAsia="宋体"/>
+          <w:b w:val="0"/>
+          <w:sz w:val="24"/>
+        </w:rPr>
+        <w:t xml:space="preserve">：本表 73.7 为 Platformonomics 口径（capex + 设备融资租赁 </w:t>
+      </w:r>
+      <w:r>
+        <w:rPr>
+          <w:rFonts w:ascii="Times New Roman" w:hAnsi="Times New Roman" w:cs="Times New Roman" w:eastAsia="宋体"/>
+          <w:b/>
+          <w:sz w:val="24"/>
+        </w:rPr>
+        <w:t>+ build-to-suit 房产租约</w:t>
+      </w:r>
+      <w:r>
+        <w:rPr>
+          <w:rFonts w:ascii="Times New Roman" w:hAnsi="Times New Roman" w:cs="Times New Roman" w:eastAsia="宋体"/>
+          <w:b w:val="0"/>
+          <w:sz w:val="24"/>
+        </w:rPr>
+        <w:t>）；亚马逊 CFO 官方口径 68.1（capex + 设备融资租赁、</w:t>
+      </w:r>
+      <w:r>
+        <w:rPr>
+          <w:rFonts w:ascii="Times New Roman" w:hAnsi="Times New Roman" w:cs="Times New Roman" w:eastAsia="宋体"/>
+          <w:b/>
+          <w:sz w:val="24"/>
+        </w:rPr>
+        <w:t>不含 build-to-suit</w:t>
+      </w:r>
+      <w:r>
+        <w:rPr>
+          <w:rFonts w:ascii="Times New Roman" w:hAnsi="Times New Roman" w:cs="Times New Roman" w:eastAsia="宋体"/>
+          <w:b w:val="0"/>
+          <w:sz w:val="24"/>
+        </w:rPr>
+        <w:t xml:space="preserve">，见下方结构拆分与 §2.2）；差额约 $5.6B 即 build-to-suit 房产租约。⑦ </w:t>
+      </w:r>
+      <w:r>
+        <w:rPr>
+          <w:rFonts w:ascii="Times New Roman" w:hAnsi="Times New Roman" w:cs="Times New Roman" w:eastAsia="宋体"/>
+          <w:b/>
+          <w:sz w:val="24"/>
+        </w:rPr>
+        <w:t>微软口径存疑（视为估算）</w:t>
+      </w:r>
+      <w:r>
+        <w:rPr>
+          <w:rFonts w:ascii="Times New Roman" w:hAnsi="Times New Roman" w:cs="Times New Roman" w:eastAsia="宋体"/>
+          <w:b w:val="0"/>
+          <w:sz w:val="24"/>
+        </w:rPr>
+        <w:t>：Platformonomics 未公开其对微软（财年止 6/30）→ 日历年的换算方法，且微软 2020/2021 值（20.6/25.9）与另一口径的财年 PP&amp;E 高度巧合，</w:t>
+      </w:r>
+      <w:r>
+        <w:rPr>
+          <w:rFonts w:ascii="Times New Roman" w:hAnsi="Times New Roman" w:cs="Times New Roman" w:eastAsia="宋体"/>
+          <w:b/>
+          <w:sz w:val="24"/>
+        </w:rPr>
+        <w:t>故微软整行 §3.1 数字按【估算/口径存疑】看待，与亚马逊（本即日历年）不完全同一可信度</w:t>
+      </w:r>
+      <w:r>
+        <w:rPr>
+          <w:rFonts w:ascii="Times New Roman" w:hAnsi="Times New Roman" w:cs="Times New Roman" w:eastAsia="宋体"/>
+          <w:b w:val="0"/>
+          <w:sz w:val="24"/>
+        </w:rPr>
         <w:t>。</w:t>
       </w:r>
     </w:p>
@@ -8158,7 +8450,15 @@
                 <w:b w:val="0"/>
                 <w:sz w:val="21"/>
               </w:rPr>
-              <w:t>≈ $27.6B</w:t>
+              <w:t xml:space="preserve">≈ $27.6B </w:t>
+            </w:r>
+            <w:r>
+              <w:rPr>
+                <w:rFonts w:ascii="Times New Roman" w:hAnsi="Times New Roman" w:cs="Times New Roman" w:eastAsia="宋体"/>
+                <w:b/>
+                <w:sz w:val="21"/>
+              </w:rPr>
+              <w:t>（反推，非直引）</w:t>
             </w:r>
           </w:p>
         </w:tc>
@@ -8177,7 +8477,23 @@
                 <w:b w:val="0"/>
                 <w:sz w:val="21"/>
               </w:rPr>
-              <w:t>由"2023 同比 −10% 至 $24.8B"反推（待 10-K 精确值核）</w:t>
+              <w:t>由"2023 同比 −10% 至 $24.8B"倒推得出，与本表其余行的 10-K/分析师直引</w:t>
+            </w:r>
+            <w:r>
+              <w:rPr>
+                <w:rFonts w:ascii="Times New Roman" w:hAnsi="Times New Roman" w:cs="Times New Roman" w:eastAsia="宋体"/>
+                <w:b/>
+                <w:sz w:val="21"/>
+              </w:rPr>
+              <w:t>不同权重</w:t>
+            </w:r>
+            <w:r>
+              <w:rPr>
+                <w:rFonts w:ascii="Times New Roman" w:hAnsi="Times New Roman" w:cs="Times New Roman" w:eastAsia="宋体"/>
+                <w:b w:val="0"/>
+                <w:sz w:val="21"/>
+              </w:rPr>
+              <w:t>，待 10-K 精确值核</w:t>
             </w:r>
           </w:p>
         </w:tc>
@@ -8740,7 +9056,23 @@
                 <w:b w:val="0"/>
                 <w:sz w:val="21"/>
               </w:rPr>
-              <w:t>微软 DC 估算（×60–70%）</w:t>
+              <w:t>微软 DC 估算（×60–70%，</w:t>
+            </w:r>
+            <w:r>
+              <w:rPr>
+                <w:rFonts w:ascii="Times New Roman" w:hAnsi="Times New Roman" w:cs="Times New Roman" w:eastAsia="宋体"/>
+                <w:b/>
+                <w:sz w:val="21"/>
+              </w:rPr>
+              <w:t>借用谷歌比例、微软未确认</w:t>
+            </w:r>
+            <w:r>
+              <w:rPr>
+                <w:rFonts w:ascii="Times New Roman" w:hAnsi="Times New Roman" w:cs="Times New Roman" w:eastAsia="宋体"/>
+                <w:b w:val="0"/>
+                <w:sz w:val="21"/>
+              </w:rPr>
+              <w:t>）</w:t>
             </w:r>
           </w:p>
         </w:tc>
@@ -9919,6 +10251,92 @@
       <w:r>
         <w:rPr>
           <w:rFonts w:ascii="Times New Roman" w:hAnsi="Times New Roman" w:cs="Times New Roman" w:eastAsia="宋体"/>
+          <w:b w:val="0"/>
+          <w:sz w:val="24"/>
+        </w:rPr>
+        <w:t xml:space="preserve">⚠️ </w:t>
+      </w:r>
+      <w:r>
+        <w:rPr>
+          <w:rFonts w:ascii="Times New Roman" w:hAnsi="Times New Roman" w:cs="Times New Roman" w:eastAsia="宋体"/>
+          <w:b/>
+          <w:sz w:val="24"/>
+        </w:rPr>
+        <w:t>方向区分（重要，勿混同）</w:t>
+      </w:r>
+      <w:r>
+        <w:rPr>
+          <w:rFonts w:ascii="Times New Roman" w:hAnsi="Times New Roman" w:cs="Times New Roman" w:eastAsia="宋体"/>
+          <w:b w:val="0"/>
+          <w:sz w:val="24"/>
+        </w:rPr>
+        <w:t>：本节含两类</w:t>
+      </w:r>
+      <w:r>
+        <w:rPr>
+          <w:rFonts w:ascii="Times New Roman" w:hAnsi="Times New Roman" w:cs="Times New Roman" w:eastAsia="宋体"/>
+          <w:b/>
+          <w:sz w:val="24"/>
+        </w:rPr>
+        <w:t>方向相反</w:t>
+      </w:r>
+      <w:r>
+        <w:rPr>
+          <w:rFonts w:ascii="Times New Roman" w:hAnsi="Times New Roman" w:cs="Times New Roman" w:eastAsia="宋体"/>
+          <w:b w:val="0"/>
+          <w:sz w:val="24"/>
+        </w:rPr>
+        <w:t>的资本活动——</w:t>
+      </w:r>
+      <w:r>
+        <w:rPr>
+          <w:rFonts w:ascii="Times New Roman" w:hAnsi="Times New Roman" w:cs="Times New Roman" w:eastAsia="宋体"/>
+          <w:b/>
+          <w:sz w:val="24"/>
+        </w:rPr>
+        <w:t>外部融资 = 钱流入</w:t>
+      </w:r>
+      <w:r>
+        <w:rPr>
+          <w:rFonts w:ascii="Times New Roman" w:hAnsi="Times New Roman" w:cs="Times New Roman" w:eastAsia="宋体"/>
+          <w:b w:val="0"/>
+          <w:sz w:val="24"/>
+        </w:rPr>
+        <w:t>（发债 issuance + 股权增发）；</w:t>
+      </w:r>
+      <w:r>
+        <w:rPr>
+          <w:rFonts w:ascii="Times New Roman" w:hAnsi="Times New Roman" w:cs="Times New Roman" w:eastAsia="宋体"/>
+          <w:b/>
+          <w:sz w:val="24"/>
+        </w:rPr>
+        <w:t>资本返还 = 钱流出</w:t>
+      </w:r>
+      <w:r>
+        <w:rPr>
+          <w:rFonts w:ascii="Times New Roman" w:hAnsi="Times New Roman" w:cs="Times New Roman" w:eastAsia="宋体"/>
+          <w:b w:val="0"/>
+          <w:sz w:val="24"/>
+        </w:rPr>
+        <w:t>（股票回购 buyback + 分红 dividends）。</w:t>
+      </w:r>
+      <w:r>
+        <w:rPr>
+          <w:rFonts w:ascii="Times New Roman" w:hAnsi="Times New Roman" w:cs="Times New Roman" w:eastAsia="宋体"/>
+          <w:b/>
+          <w:sz w:val="24"/>
+        </w:rPr>
+        <w:t>§4.1–4.7 各家的"债"为融资流入；各家"股"项与 §4.8 回购汇总表属资本返还（流出）——切勿把回购金额当作"融了多少钱"。</w:t>
+      </w:r>
+    </w:p>
+    <w:p>
+      <w:pPr>
+        <w:spacing w:line="360" w:lineRule="auto" w:after="40"/>
+        <w:ind w:left="420"/>
+      </w:pPr>
+      <w:r>
+        <w:rPr>
+          <w:rFonts w:ascii="Times New Roman" w:hAnsi="Times New Roman" w:cs="Times New Roman" w:eastAsia="宋体"/>
           <w:b/>
           <w:sz w:val="24"/>
         </w:rPr>
@@ -10571,7 +10989,7 @@
           <w:b w:val="0"/>
           <w:sz w:val="24"/>
         </w:rPr>
-        <w:t>（2022/8 $100亿 + 2024/8 $105亿高级票据为主，账面为净额）。</w:t>
+        <w:t>。</w:t>
       </w:r>
       <w:r>
         <w:rPr>
@@ -10580,6 +10998,62 @@
           <w:sz w:val="24"/>
         </w:rPr>
         <w:t>【已核实——一手10-K】</w:t>
+      </w:r>
+      <w:r>
+        <w:rPr>
+          <w:rFonts w:ascii="Times New Roman" w:hAnsi="Times New Roman" w:cs="Times New Roman" w:eastAsia="宋体"/>
+          <w:b w:val="0"/>
+          <w:sz w:val="24"/>
+        </w:rPr>
+        <w:t xml:space="preserve"> 注：两笔高级票据</w:t>
+      </w:r>
+      <w:r>
+        <w:rPr>
+          <w:rFonts w:ascii="Times New Roman" w:hAnsi="Times New Roman" w:cs="Times New Roman" w:eastAsia="宋体"/>
+          <w:b/>
+          <w:sz w:val="24"/>
+        </w:rPr>
+        <w:t>面值合计 $205 亿</w:t>
+      </w:r>
+      <w:r>
+        <w:rPr>
+          <w:rFonts w:ascii="Times New Roman" w:hAnsi="Times New Roman" w:cs="Times New Roman" w:eastAsia="宋体"/>
+          <w:b w:val="0"/>
+          <w:sz w:val="24"/>
+        </w:rPr>
+        <w:t xml:space="preserve">（2022/8 $100亿 + 2024/8 $105亿），账面 $288 亿多出约 </w:t>
+      </w:r>
+      <w:r>
+        <w:rPr>
+          <w:rFonts w:ascii="Times New Roman" w:hAnsi="Times New Roman" w:cs="Times New Roman" w:eastAsia="宋体"/>
+          <w:b/>
+          <w:sz w:val="24"/>
+        </w:rPr>
+        <w:t>$83 亿</w:t>
+      </w:r>
+      <w:r>
+        <w:rPr>
+          <w:rFonts w:ascii="Times New Roman" w:hAnsi="Times New Roman" w:cs="Times New Roman" w:eastAsia="宋体"/>
+          <w:b w:val="0"/>
+          <w:sz w:val="24"/>
+        </w:rPr>
+        <w:t>，</w:t>
+      </w:r>
+      <w:r>
+        <w:rPr>
+          <w:rFonts w:ascii="Times New Roman" w:hAnsi="Times New Roman" w:cs="Times New Roman" w:eastAsia="宋体"/>
+          <w:b/>
+          <w:sz w:val="24"/>
+        </w:rPr>
+        <w:t>推测为融资租赁负债等计入该行的其他项</w:t>
+      </w:r>
+      <w:r>
+        <w:rPr>
+          <w:rFonts w:ascii="Times New Roman" w:hAnsi="Times New Roman" w:cs="Times New Roman" w:eastAsia="宋体"/>
+          <w:b w:val="0"/>
+          <w:sz w:val="24"/>
+        </w:rPr>
+        <w:t>（Meta 未在此行单列，建议对 10-K 债务附注核实构成）。</w:t>
       </w:r>
     </w:p>
     <w:p>
@@ -11043,7 +11517,7 @@
           <w:b/>
           <w:sz w:val="24"/>
         </w:rPr>
-        <w:t>$250亿美元债券（2025/11）</w:t>
+        <w:t>$250亿美元债券（2025/11，"11月 deal"）</w:t>
       </w:r>
       <w:r>
         <w:rPr>
@@ -11197,7 +11671,23 @@
           <w:b w:val="0"/>
           <w:sz w:val="24"/>
         </w:rPr>
-        <w:t>：424B5 确认为美元票据（4 档）+ "Concurrent Euro Notes Offering"（并行欧元票据，约 €6.75B）。</w:t>
+        <w:t>：424B5 确认为美元票据（4 档）+ "Concurrent Euro Notes Offering"（并行欧元票据，</w:t>
+      </w:r>
+      <w:r>
+        <w:rPr>
+          <w:rFonts w:ascii="Times New Roman" w:hAnsi="Times New Roman" w:cs="Times New Roman" w:eastAsia="宋体"/>
+          <w:b/>
+          <w:sz w:val="24"/>
+        </w:rPr>
+        <w:t>"4月 deal"</w:t>
+      </w:r>
+      <w:r>
+        <w:rPr>
+          <w:rFonts w:ascii="Times New Roman" w:hAnsi="Times New Roman" w:cs="Times New Roman" w:eastAsia="宋体"/>
+          <w:b w:val="0"/>
+          <w:sz w:val="24"/>
+        </w:rPr>
+        <w:t>，约 €6.75B——与上条 11 月 €65亿为两笔不同交易）。</w:t>
       </w:r>
       <w:r>
         <w:rPr>
@@ -13707,6 +14197,132 @@
     </w:p>
     <w:p>
       <w:pPr>
+        <w:spacing w:line="360" w:lineRule="auto" w:after="40"/>
+        <w:ind w:left="420"/>
+      </w:pPr>
+      <w:r>
+        <w:rPr>
+          <w:rFonts w:ascii="Times New Roman" w:hAnsi="Times New Roman" w:cs="Times New Roman" w:eastAsia="宋体"/>
+          <w:b w:val="0"/>
+          <w:sz w:val="24"/>
+        </w:rPr>
+        <w:t xml:space="preserve">⚠️ </w:t>
+      </w:r>
+      <w:r>
+        <w:rPr>
+          <w:rFonts w:ascii="Times New Roman" w:hAnsi="Times New Roman" w:cs="Times New Roman" w:eastAsia="宋体"/>
+          <w:b/>
+          <w:sz w:val="24"/>
+        </w:rPr>
+        <w:t>算力口径不可直接横向比较</w:t>
+      </w:r>
+      <w:r>
+        <w:rPr>
+          <w:rFonts w:ascii="Times New Roman" w:hAnsi="Times New Roman" w:cs="Times New Roman" w:eastAsia="宋体"/>
+          <w:b w:val="0"/>
+          <w:sz w:val="24"/>
+        </w:rPr>
+        <w:t xml:space="preserve">：本节混用 </w:t>
+      </w:r>
+      <w:r>
+        <w:rPr>
+          <w:rFonts w:ascii="Times New Roman" w:hAnsi="Times New Roman" w:cs="Times New Roman" w:eastAsia="宋体"/>
+          <w:b/>
+          <w:sz w:val="24"/>
+        </w:rPr>
+        <w:t>HPL PFLOPS（FP64/Linpack 基准）</w:t>
+      </w:r>
+      <w:r>
+        <w:rPr>
+          <w:rFonts w:ascii="Times New Roman" w:hAnsi="Times New Roman" w:cs="Times New Roman" w:eastAsia="宋体"/>
+          <w:b w:val="0"/>
+          <w:sz w:val="24"/>
+        </w:rPr>
+        <w:t>、</w:t>
+      </w:r>
+      <w:r>
+        <w:rPr>
+          <w:rFonts w:ascii="Times New Roman" w:hAnsi="Times New Roman" w:cs="Times New Roman" w:eastAsia="宋体"/>
+          <w:b/>
+          <w:sz w:val="24"/>
+        </w:rPr>
+        <w:t>FP8 ExaFLOPS（AI 训练/推理峰值）</w:t>
+      </w:r>
+      <w:r>
+        <w:rPr>
+          <w:rFonts w:ascii="Times New Roman" w:hAnsi="Times New Roman" w:cs="Times New Roman" w:eastAsia="宋体"/>
+          <w:b w:val="0"/>
+          <w:sz w:val="24"/>
+        </w:rPr>
+        <w:t>、</w:t>
+      </w:r>
+      <w:r>
+        <w:rPr>
+          <w:rFonts w:ascii="Times New Roman" w:hAnsi="Times New Roman" w:cs="Times New Roman" w:eastAsia="宋体"/>
+          <w:b/>
+          <w:sz w:val="24"/>
+        </w:rPr>
+        <w:t>GPU/芯片张数</w:t>
+      </w:r>
+      <w:r>
+        <w:rPr>
+          <w:rFonts w:ascii="Times New Roman" w:hAnsi="Times New Roman" w:cs="Times New Roman" w:eastAsia="宋体"/>
+          <w:b w:val="0"/>
+          <w:sz w:val="24"/>
+        </w:rPr>
+        <w:t>、</w:t>
+      </w:r>
+      <w:r>
+        <w:rPr>
+          <w:rFonts w:ascii="Times New Roman" w:hAnsi="Times New Roman" w:cs="Times New Roman" w:eastAsia="宋体"/>
+          <w:b/>
+          <w:sz w:val="24"/>
+        </w:rPr>
+        <w:t>GW 功率</w:t>
+      </w:r>
+      <w:r>
+        <w:rPr>
+          <w:rFonts w:ascii="Times New Roman" w:hAnsi="Times New Roman" w:cs="Times New Roman" w:eastAsia="宋体"/>
+          <w:b w:val="0"/>
+          <w:sz w:val="24"/>
+        </w:rPr>
+        <w:t>——四者量纲不同，</w:t>
+      </w:r>
+      <w:r>
+        <w:rPr>
+          <w:rFonts w:ascii="Times New Roman" w:hAnsi="Times New Roman" w:cs="Times New Roman" w:eastAsia="宋体"/>
+          <w:b/>
+          <w:sz w:val="24"/>
+        </w:rPr>
+        <w:t>不能相加或直接比大小</w:t>
+      </w:r>
+      <w:r>
+        <w:rPr>
+          <w:rFonts w:ascii="Times New Roman" w:hAnsi="Times New Roman" w:cs="Times New Roman" w:eastAsia="宋体"/>
+          <w:b w:val="0"/>
+          <w:sz w:val="24"/>
+        </w:rPr>
+        <w:t>（例：FP8 峰值算力通常是 FP64 Linpack 的数十倍）。每个数字请连同其"</w:t>
+      </w:r>
+      <w:r>
+        <w:rPr>
+          <w:rFonts w:ascii="Times New Roman" w:hAnsi="Times New Roman" w:cs="Times New Roman" w:eastAsia="宋体"/>
+          <w:b/>
+          <w:sz w:val="24"/>
+        </w:rPr>
+        <w:t>精度 + 范围（单卡/单Pod/单集群/多站点）</w:t>
+      </w:r>
+      <w:r>
+        <w:rPr>
+          <w:rFonts w:ascii="Times New Roman" w:hAnsi="Times New Roman" w:cs="Times New Roman" w:eastAsia="宋体"/>
+          <w:b w:val="0"/>
+          <w:sz w:val="24"/>
+        </w:rPr>
+        <w:t>"一并理解。</w:t>
+      </w:r>
+    </w:p>
+    <w:p>
+      <w:pPr>
         <w:spacing w:before="160" w:after="120" w:line="360" w:lineRule="auto"/>
       </w:pPr>
       <w:r>
@@ -14174,7 +14790,7 @@
           <w:b w:val="0"/>
           <w:sz w:val="24"/>
         </w:rPr>
-        <w:t xml:space="preserve"> 集群（扎克伯格 2024 Q3 电话会："*bigger than anything that I've seen*"，约 150MW）；并计划 </w:t>
+        <w:t xml:space="preserve"> 集群（扎克伯格 2024 Q3 电话会，约 150MW）</w:t>
       </w:r>
       <w:r>
         <w:rPr>
@@ -14182,7 +14798,39 @@
           <w:b/>
           <w:sz w:val="24"/>
         </w:rPr>
-        <w:t>2024 年底达 35 万张 H100</w:t>
+        <w:t>【已核实——训练在进行中】</w:t>
+      </w:r>
+      <w:r>
+        <w:rPr>
+          <w:rFonts w:ascii="Times New Roman" w:hAnsi="Times New Roman" w:cs="Times New Roman" w:eastAsia="宋体"/>
+          <w:b w:val="0"/>
+          <w:sz w:val="24"/>
+        </w:rPr>
+        <w:t>；另</w:t>
+      </w:r>
+      <w:r>
+        <w:rPr>
+          <w:rFonts w:ascii="Times New Roman" w:hAnsi="Times New Roman" w:cs="Times New Roman" w:eastAsia="宋体"/>
+          <w:b/>
+          <w:sz w:val="24"/>
+        </w:rPr>
+        <w:t>目标</w:t>
+      </w:r>
+      <w:r>
+        <w:rPr>
+          <w:rFonts w:ascii="Times New Roman" w:hAnsi="Times New Roman" w:cs="Times New Roman" w:eastAsia="宋体"/>
+          <w:b w:val="0"/>
+          <w:sz w:val="24"/>
+        </w:rPr>
+        <w:t xml:space="preserve">至 2024 年底达 </w:t>
+      </w:r>
+      <w:r>
+        <w:rPr>
+          <w:rFonts w:ascii="Times New Roman" w:hAnsi="Times New Roman" w:cs="Times New Roman" w:eastAsia="宋体"/>
+          <w:b/>
+          <w:sz w:val="24"/>
+        </w:rPr>
+        <w:t>35 万张 H100</w:t>
       </w:r>
       <w:r>
         <w:rPr>
@@ -14206,7 +14854,7 @@
           <w:b w:val="0"/>
           <w:sz w:val="24"/>
         </w:rPr>
-        <w:t>。</w:t>
+        <w:t>——</w:t>
       </w:r>
       <w:r>
         <w:rPr>
@@ -14214,15 +14862,15 @@
           <w:b/>
           <w:sz w:val="24"/>
         </w:rPr>
-        <w:t>【已核实——扎克伯格公开表态 + 多家媒体】</w:t>
-      </w:r>
-      <w:r>
-        <w:rPr>
-          <w:rFonts w:ascii="Times New Roman" w:hAnsi="Times New Roman" w:cs="Times New Roman" w:eastAsia="宋体"/>
-          <w:b w:val="0"/>
-          <w:sz w:val="24"/>
-        </w:rPr>
-        <w:t xml:space="preserve"> 来源：</w:t>
+        <w:t>【标注更正：此为扎克伯格公开表态的目标值；到年底"实际部署量"未经独立证实，目标 ≠ 落地】</w:t>
+      </w:r>
+      <w:r>
+        <w:rPr>
+          <w:rFonts w:ascii="Times New Roman" w:hAnsi="Times New Roman" w:cs="Times New Roman" w:eastAsia="宋体"/>
+          <w:b w:val="0"/>
+          <w:sz w:val="24"/>
+        </w:rPr>
+        <w:t>。来源：</w:t>
       </w:r>
       <w:hyperlink r:id="rId61">
         <w:r>
@@ -14651,7 +15299,7 @@
           <w:b w:val="0"/>
           <w:sz w:val="24"/>
         </w:rPr>
-        <w:t xml:space="preserve"> 含 4,096 芯片（约 1.1 ExaFLOPS BF16）；</w:t>
+        <w:t xml:space="preserve">：4,096 芯片、约 </w:t>
       </w:r>
       <w:r>
         <w:rPr>
@@ -14659,15 +15307,15 @@
           <w:b/>
           <w:sz w:val="24"/>
         </w:rPr>
-        <w:t>Trillium(v6)</w:t>
-      </w:r>
-      <w:r>
-        <w:rPr>
-          <w:rFonts w:ascii="Times New Roman" w:hAnsi="Times New Roman" w:cs="Times New Roman" w:eastAsia="宋体"/>
-          <w:b w:val="0"/>
-          <w:sz w:val="24"/>
-        </w:rPr>
-        <w:t xml:space="preserve"> 单集群约 </w:t>
+        <w:t>1.1 ExaFLOPS（BF16，单 Pod）</w:t>
+      </w:r>
+      <w:r>
+        <w:rPr>
+          <w:rFonts w:ascii="Times New Roman" w:hAnsi="Times New Roman" w:cs="Times New Roman" w:eastAsia="宋体"/>
+          <w:b w:val="0"/>
+          <w:sz w:val="24"/>
+        </w:rPr>
+        <w:t>；</w:t>
       </w:r>
       <w:r>
         <w:rPr>
@@ -14675,15 +15323,15 @@
           <w:b/>
           <w:sz w:val="24"/>
         </w:rPr>
-        <w:t>91 ExaFLOPS</w:t>
-      </w:r>
-      <w:r>
-        <w:rPr>
-          <w:rFonts w:ascii="Times New Roman" w:hAnsi="Times New Roman" w:cs="Times New Roman" w:eastAsia="宋体"/>
-          <w:b w:val="0"/>
-          <w:sz w:val="24"/>
-        </w:rPr>
-        <w:t>；</w:t>
+        <w:t>Ironwood(v7，2025)</w:t>
+      </w:r>
+      <w:r>
+        <w:rPr>
+          <w:rFonts w:ascii="Times New Roman" w:hAnsi="Times New Roman" w:cs="Times New Roman" w:eastAsia="宋体"/>
+          <w:b w:val="0"/>
+          <w:sz w:val="24"/>
+        </w:rPr>
+        <w:t>：单 Pod 9,216 芯片、</w:t>
       </w:r>
       <w:r>
         <w:rPr>
@@ -14691,15 +15339,15 @@
           <w:b/>
           <w:sz w:val="24"/>
         </w:rPr>
-        <w:t>Ironwood(v7，2025)</w:t>
-      </w:r>
-      <w:r>
-        <w:rPr>
-          <w:rFonts w:ascii="Times New Roman" w:hAnsi="Times New Roman" w:cs="Times New Roman" w:eastAsia="宋体"/>
-          <w:b w:val="0"/>
-          <w:sz w:val="24"/>
-        </w:rPr>
-        <w:t xml:space="preserve"> 单 Pod 可扩至 </w:t>
+        <w:t>42.5 ExaFLOPS（FP8，单 Pod）</w:t>
+      </w:r>
+      <w:r>
+        <w:rPr>
+          <w:rFonts w:ascii="Times New Roman" w:hAnsi="Times New Roman" w:cs="Times New Roman" w:eastAsia="宋体"/>
+          <w:b w:val="0"/>
+          <w:sz w:val="24"/>
+        </w:rPr>
+        <w:t>（每芯片 4,614 TFLOPs、192GB HBM）。</w:t>
       </w:r>
       <w:r>
         <w:rPr>
@@ -14707,23 +15355,7 @@
           <w:b/>
           <w:sz w:val="24"/>
         </w:rPr>
-        <w:t>9,216 芯片、42.5 FP8 ExaFLOPS</w:t>
-      </w:r>
-      <w:r>
-        <w:rPr>
-          <w:rFonts w:ascii="Times New Roman" w:hAnsi="Times New Roman" w:cs="Times New Roman" w:eastAsia="宋体"/>
-          <w:b w:val="0"/>
-          <w:sz w:val="24"/>
-        </w:rPr>
-        <w:t>（每芯片 4,614 TFLOPs、192GB HBM）。</w:t>
-      </w:r>
-      <w:r>
-        <w:rPr>
-          <w:rFonts w:ascii="Times New Roman" w:hAnsi="Times New Roman" w:cs="Times New Roman" w:eastAsia="宋体"/>
-          <w:b/>
-          <w:sz w:val="24"/>
-        </w:rPr>
-        <w:t>【已核实——谷歌官方博客】</w:t>
+        <w:t>【v4/Ironwood 已核实——谷歌官方博客】</w:t>
       </w:r>
       <w:r>
         <w:rPr>
@@ -14780,6 +15412,68 @@
       <w:r>
         <w:rPr>
           <w:rFonts w:ascii="Times New Roman" w:hAnsi="Times New Roman" w:cs="Times New Roman" w:eastAsia="宋体"/>
+          <w:b/>
+          <w:sz w:val="24"/>
+        </w:rPr>
+        <w:t>Trillium(v6)</w:t>
+      </w:r>
+      <w:r>
+        <w:rPr>
+          <w:rFonts w:ascii="Times New Roman" w:hAnsi="Times New Roman" w:cs="Times New Roman" w:eastAsia="宋体"/>
+          <w:b w:val="0"/>
+          <w:sz w:val="24"/>
+        </w:rPr>
+        <w:t xml:space="preserve"> 单集群约 </w:t>
+      </w:r>
+      <w:r>
+        <w:rPr>
+          <w:rFonts w:ascii="Times New Roman" w:hAnsi="Times New Roman" w:cs="Times New Roman" w:eastAsia="宋体"/>
+          <w:b/>
+          <w:sz w:val="24"/>
+        </w:rPr>
+        <w:t>91 ExaFLOPS</w:t>
+      </w:r>
+      <w:r>
+        <w:rPr>
+          <w:rFonts w:ascii="Times New Roman" w:hAnsi="Times New Roman" w:cs="Times New Roman" w:eastAsia="宋体"/>
+          <w:b w:val="0"/>
+          <w:sz w:val="24"/>
+        </w:rPr>
+        <w:t>——</w:t>
+      </w:r>
+      <w:r>
+        <w:rPr>
+          <w:rFonts w:ascii="Times New Roman" w:hAnsi="Times New Roman" w:cs="Times New Roman" w:eastAsia="宋体"/>
+          <w:b/>
+          <w:sz w:val="24"/>
+        </w:rPr>
+        <w:t>精度未标注、且本小节无独立来源链接对应此数，【来源待核实】</w:t>
+      </w:r>
+      <w:r>
+        <w:rPr>
+          <w:rFonts w:ascii="Times New Roman" w:hAnsi="Times New Roman" w:cs="Times New Roman" w:eastAsia="宋体"/>
+          <w:b w:val="0"/>
+          <w:sz w:val="24"/>
+        </w:rPr>
+        <w:t>，不宜与上方 Ironwood"单 Pod/FP8"口径直接比较。</w:t>
+      </w:r>
+    </w:p>
+    <w:p>
+      <w:pPr>
+        <w:spacing w:line="360" w:lineRule="auto" w:after="40"/>
+        <w:ind w:left="420" w:hanging="210"/>
+      </w:pPr>
+      <w:r>
+        <w:rPr>
+          <w:rFonts w:ascii="Times New Roman" w:hAnsi="Times New Roman" w:cs="Times New Roman" w:eastAsia="宋体"/>
+          <w:b w:val="0"/>
+          <w:sz w:val="24"/>
+        </w:rPr>
+        <w:t xml:space="preserve">• </w:t>
+      </w:r>
+      <w:r>
+        <w:rPr>
+          <w:rFonts w:ascii="Times New Roman" w:hAnsi="Times New Roman" w:cs="Times New Roman" w:eastAsia="宋体"/>
           <w:b w:val="0"/>
           <w:sz w:val="24"/>
         </w:rPr>
@@ -15245,7 +15939,37 @@
           <w:b/>
           <w:sz w:val="32"/>
         </w:rPr>
-        <w:t>六、跨公司小结（要点）</w:t>
+        <w:t>六、深度分析：这些数字意味着什么</w:t>
+      </w:r>
+    </w:p>
+    <w:p>
+      <w:pPr>
+        <w:spacing w:line="360" w:lineRule="auto" w:after="40"/>
+        <w:ind w:left="420"/>
+      </w:pPr>
+      <w:r>
+        <w:rPr>
+          <w:rFonts w:ascii="Times New Roman" w:hAnsi="Times New Roman" w:cs="Times New Roman" w:eastAsia="宋体"/>
+          <w:b w:val="0"/>
+          <w:sz w:val="24"/>
+        </w:rPr>
+        <w:t>前五节是"数据与来源"，本节是"研究"——即这些数字叠加起来指向什么风险与判断。以下为</w:t>
+      </w:r>
+      <w:r>
+        <w:rPr>
+          <w:rFonts w:ascii="Times New Roman" w:hAnsi="Times New Roman" w:cs="Times New Roman" w:eastAsia="宋体"/>
+          <w:b/>
+          <w:sz w:val="24"/>
+        </w:rPr>
+        <w:t>分析性观点（非新数据）</w:t>
+      </w:r>
+      <w:r>
+        <w:rPr>
+          <w:rFonts w:ascii="Times New Roman" w:hAnsi="Times New Roman" w:cs="Times New Roman" w:eastAsia="宋体"/>
+          <w:b w:val="0"/>
+          <w:sz w:val="24"/>
+        </w:rPr>
+        <w:t>，均依据前文已核实数据推演。</w:t>
       </w:r>
     </w:p>
     <w:p>
@@ -15256,26 +15980,82 @@
       <w:r>
         <w:rPr>
           <w:rFonts w:ascii="Times New Roman" w:hAnsi="Times New Roman" w:cs="Times New Roman" w:eastAsia="宋体"/>
-          <w:b w:val="0"/>
-          <w:sz w:val="24"/>
-        </w:rPr>
-        <w:t xml:space="preserve">1. </w:t>
-      </w:r>
-      <w:r>
-        <w:rPr>
-          <w:rFonts w:ascii="Times New Roman" w:hAnsi="Times New Roman" w:cs="Times New Roman" w:eastAsia="宋体"/>
           <w:b/>
           <w:sz w:val="24"/>
         </w:rPr>
-        <w:t>市值</w:t>
-      </w:r>
-      <w:r>
-        <w:rPr>
-          <w:rFonts w:ascii="Times New Roman" w:hAnsi="Times New Roman" w:cs="Times New Roman" w:eastAsia="宋体"/>
-          <w:b w:val="0"/>
-          <w:sz w:val="24"/>
-        </w:rPr>
-        <w:t>：2020→2024英伟达涨幅最惊人（约$0.32万亿→$3.28万亿，约10倍），成为AI浪潮最大赢家；亚马逊2022曾大幅回撤（跌破$1万亿）后2024–25强劲反弹。</w:t>
+        <w:t>1. 投资强度已到历史极值，且仍在加速。</w:t>
+      </w:r>
+      <w:r>
+        <w:rPr>
+          <w:rFonts w:ascii="Times New Roman" w:hAnsi="Times New Roman" w:cs="Times New Roman" w:eastAsia="宋体"/>
+          <w:b w:val="0"/>
+          <w:sz w:val="24"/>
+        </w:rPr>
+        <w:t xml:space="preserve"> 2025 年四家合计 capex </w:t>
+      </w:r>
+      <w:r>
+        <w:rPr>
+          <w:rFonts w:ascii="Times New Roman" w:hAnsi="Times New Roman" w:cs="Times New Roman" w:eastAsia="宋体"/>
+          <w:b/>
+          <w:sz w:val="24"/>
+        </w:rPr>
+        <w:t>$416B（+66%）</w:t>
+      </w:r>
+      <w:r>
+        <w:rPr>
+          <w:rFonts w:ascii="Times New Roman" w:hAnsi="Times New Roman" w:cs="Times New Roman" w:eastAsia="宋体"/>
+          <w:b w:val="0"/>
+          <w:sz w:val="24"/>
+        </w:rPr>
+        <w:t xml:space="preserve">，CAPEX/营收比创纪录（Meta </w:t>
+      </w:r>
+      <w:r>
+        <w:rPr>
+          <w:rFonts w:ascii="Times New Roman" w:hAnsi="Times New Roman" w:cs="Times New Roman" w:eastAsia="宋体"/>
+          <w:b/>
+          <w:sz w:val="24"/>
+        </w:rPr>
+        <w:t>44%</w:t>
+      </w:r>
+      <w:r>
+        <w:rPr>
+          <w:rFonts w:ascii="Times New Roman" w:hAnsi="Times New Roman" w:cs="Times New Roman" w:eastAsia="宋体"/>
+          <w:b w:val="0"/>
+          <w:sz w:val="24"/>
+        </w:rPr>
+        <w:t xml:space="preserve">、微软 </w:t>
+      </w:r>
+      <w:r>
+        <w:rPr>
+          <w:rFonts w:ascii="Times New Roman" w:hAnsi="Times New Roman" w:cs="Times New Roman" w:eastAsia="宋体"/>
+          <w:b/>
+          <w:sz w:val="24"/>
+        </w:rPr>
+        <w:t>39%</w:t>
+      </w:r>
+      <w:r>
+        <w:rPr>
+          <w:rFonts w:ascii="Times New Roman" w:hAnsi="Times New Roman" w:cs="Times New Roman" w:eastAsia="宋体"/>
+          <w:b w:val="0"/>
+          <w:sz w:val="24"/>
+        </w:rPr>
+        <w:t>）。这已不是"从充裕现金流里挤一部分投基建"，而是把</w:t>
+      </w:r>
+      <w:r>
+        <w:rPr>
+          <w:rFonts w:ascii="Times New Roman" w:hAnsi="Times New Roman" w:cs="Times New Roman" w:eastAsia="宋体"/>
+          <w:b/>
+          <w:sz w:val="24"/>
+        </w:rPr>
+        <w:t>营收的近半数</w:t>
+      </w:r>
+      <w:r>
+        <w:rPr>
+          <w:rFonts w:ascii="Times New Roman" w:hAnsi="Times New Roman" w:cs="Times New Roman" w:eastAsia="宋体"/>
+          <w:b w:val="0"/>
+          <w:sz w:val="24"/>
+        </w:rPr>
+        <w:t>投入固定资产——典型软件公司的资产负债表正在"重工业化"。</w:t>
       </w:r>
     </w:p>
     <w:p>
@@ -15286,26 +16066,18 @@
       <w:r>
         <w:rPr>
           <w:rFonts w:ascii="Times New Roman" w:hAnsi="Times New Roman" w:cs="Times New Roman" w:eastAsia="宋体"/>
-          <w:b w:val="0"/>
-          <w:sz w:val="24"/>
-        </w:rPr>
-        <w:t xml:space="preserve">2. </w:t>
-      </w:r>
-      <w:r>
-        <w:rPr>
-          <w:rFonts w:ascii="Times New Roman" w:hAnsi="Times New Roman" w:cs="Times New Roman" w:eastAsia="宋体"/>
           <w:b/>
           <w:sz w:val="24"/>
         </w:rPr>
-        <w:t>CapEx</w:t>
-      </w:r>
-      <w:r>
-        <w:rPr>
-          <w:rFonts w:ascii="Times New Roman" w:hAnsi="Times New Roman" w:cs="Times New Roman" w:eastAsia="宋体"/>
-          <w:b w:val="0"/>
-          <w:sz w:val="24"/>
-        </w:rPr>
-        <w:t xml:space="preserve">：四大"建AI"巨头（亚马逊/微软/Alphabet/Meta）2025 年合计 CapEx 达 </w:t>
+        <w:t>2. 最关键的拐点：自由现金流（FCF）由正转负。</w:t>
+      </w:r>
+      <w:r>
+        <w:rPr>
+          <w:rFonts w:ascii="Times New Roman" w:hAnsi="Times New Roman" w:cs="Times New Roman" w:eastAsia="宋体"/>
+          <w:b w:val="0"/>
+          <w:sz w:val="24"/>
+        </w:rPr>
+        <w:t xml:space="preserve"> 按 2026 指引，亚马逊/谷歌/Meta 的 capex 将逼近或超过其 2025 经营现金流（亚马逊 capex $134.7B vs OCF $139.5B；Meta 2026 指引 $125B vs OCF $115.8B）。§2.3 已列：</w:t>
       </w:r>
       <w:r>
         <w:rPr>
@@ -15313,15 +16085,31 @@
           <w:b/>
           <w:sz w:val="24"/>
         </w:rPr>
-        <w:t>$416B</w:t>
-      </w:r>
-      <w:r>
-        <w:rPr>
-          <w:rFonts w:ascii="Times New Roman" w:hAnsi="Times New Roman" w:cs="Times New Roman" w:eastAsia="宋体"/>
-          <w:b w:val="0"/>
-          <w:sz w:val="24"/>
-        </w:rPr>
-        <w:t>（+66%，均创历史新高：亚马逊 134.7 / 微软 118 / 谷歌 91.5 / Meta 72.2 十亿美元），2026 年指引继续跳升（合计约 $645B+）。英伟达（fabless）、苹果 CapEx 相对很小。</w:t>
+        <w:t>除微软外，四家 2026 年或将 FCF 转负</w:t>
+      </w:r>
+      <w:r>
+        <w:rPr>
+          <w:rFonts w:ascii="Times New Roman" w:hAnsi="Times New Roman" w:cs="Times New Roman" w:eastAsia="宋体"/>
+          <w:b w:val="0"/>
+          <w:sz w:val="24"/>
+        </w:rPr>
+        <w:t>。这意味着这些"印钞机"平台</w:t>
+      </w:r>
+      <w:r>
+        <w:rPr>
+          <w:rFonts w:ascii="Times New Roman" w:hAnsi="Times New Roman" w:cs="Times New Roman" w:eastAsia="宋体"/>
+          <w:b/>
+          <w:sz w:val="24"/>
+        </w:rPr>
+        <w:t>首次需要动用外部融资/消耗现金储备</w:t>
+      </w:r>
+      <w:r>
+        <w:rPr>
+          <w:rFonts w:ascii="Times New Roman" w:hAnsi="Times New Roman" w:cs="Times New Roman" w:eastAsia="宋体"/>
+          <w:b w:val="0"/>
+          <w:sz w:val="24"/>
+        </w:rPr>
+        <w:t>来支撑 AI 投入——从"自筹"转向"举债扩张"，是信用画像的结构性变化。</w:t>
       </w:r>
     </w:p>
     <w:p>
@@ -15332,26 +16120,18 @@
       <w:r>
         <w:rPr>
           <w:rFonts w:ascii="Times New Roman" w:hAnsi="Times New Roman" w:cs="Times New Roman" w:eastAsia="宋体"/>
-          <w:b w:val="0"/>
-          <w:sz w:val="24"/>
-        </w:rPr>
-        <w:t xml:space="preserve">3. </w:t>
-      </w:r>
-      <w:r>
-        <w:rPr>
-          <w:rFonts w:ascii="Times New Roman" w:hAnsi="Times New Roman" w:cs="Times New Roman" w:eastAsia="宋体"/>
           <w:b/>
           <w:sz w:val="24"/>
         </w:rPr>
-        <w:t>数据中心CapEx</w:t>
-      </w:r>
-      <w:r>
-        <w:rPr>
-          <w:rFonts w:ascii="Times New Roman" w:hAnsi="Times New Roman" w:cs="Times New Roman" w:eastAsia="宋体"/>
-          <w:b w:val="0"/>
-          <w:sz w:val="24"/>
-        </w:rPr>
-        <w:t>：仅</w:t>
+        <w:t>3. "AI 债券潮"埋下久期错配与信用风险。</w:t>
+      </w:r>
+      <w:r>
+        <w:rPr>
+          <w:rFonts w:ascii="Times New Roman" w:hAnsi="Times New Roman" w:cs="Times New Roman" w:eastAsia="宋体"/>
+          <w:b w:val="0"/>
+          <w:sz w:val="24"/>
+        </w:rPr>
+        <w:t xml:space="preserve"> 2025 年集中发债：Meta $300亿（含 30/40 年期）＋表外 $270亿、亚马逊 $149.61亿、Alphabet 全年发债 </w:t>
       </w:r>
       <w:r>
         <w:rPr>
@@ -15359,15 +16139,31 @@
           <w:b/>
           <w:sz w:val="24"/>
         </w:rPr>
-        <w:t>亚马逊在 10-K 单列 AWS capex</w:t>
-      </w:r>
-      <w:r>
-        <w:rPr>
-          <w:rFonts w:ascii="Times New Roman" w:hAnsi="Times New Roman" w:cs="Times New Roman" w:eastAsia="宋体"/>
-          <w:b w:val="0"/>
-          <w:sz w:val="24"/>
-        </w:rPr>
-        <w:t>（2021≈$22B、2023 $24.8B→2024 $53.27B，占其总 capex 64%）；其余公司不单列，按谷歌官方"60–70% capex 投数据中心"口径估算，2024 起"几乎全部"投数据中心。特斯拉自 2026 起将 AI 算力/数据中心明确列为 capex 用途（2026 指引 $25B）。详见第三节。</w:t>
+        <w:t>$645.64亿</w:t>
+      </w:r>
+      <w:r>
+        <w:rPr>
+          <w:rFonts w:ascii="Times New Roman" w:hAnsi="Times New Roman" w:cs="Times New Roman" w:eastAsia="宋体"/>
+          <w:b w:val="0"/>
+          <w:sz w:val="24"/>
+        </w:rPr>
+        <w:t>（含百年期债券）。</w:t>
+      </w:r>
+      <w:r>
+        <w:rPr>
+          <w:rFonts w:ascii="Times New Roman" w:hAnsi="Times New Roman" w:cs="Times New Roman" w:eastAsia="宋体"/>
+          <w:b/>
+          <w:sz w:val="24"/>
+        </w:rPr>
+        <w:t>债务久期长达数十年乃至百年，而 AI 资产（GPU）折旧周期仅 4–6 年</w:t>
+      </w:r>
+      <w:r>
+        <w:rPr>
+          <w:rFonts w:ascii="Times New Roman" w:hAnsi="Times New Roman" w:cs="Times New Roman" w:eastAsia="宋体"/>
+          <w:b w:val="0"/>
+          <w:sz w:val="24"/>
+        </w:rPr>
+        <w:t>——以超长债为超短寿命资产融资，一旦 AI 变现慢于折旧节奏，利息与折旧将双重挤压利润。</w:t>
       </w:r>
     </w:p>
     <w:p>
@@ -15378,26 +16174,18 @@
       <w:r>
         <w:rPr>
           <w:rFonts w:ascii="Times New Roman" w:hAnsi="Times New Roman" w:cs="Times New Roman" w:eastAsia="宋体"/>
-          <w:b w:val="0"/>
-          <w:sz w:val="24"/>
-        </w:rPr>
-        <w:t xml:space="preserve">4. </w:t>
-      </w:r>
-      <w:r>
-        <w:rPr>
-          <w:rFonts w:ascii="Times New Roman" w:hAnsi="Times New Roman" w:cs="Times New Roman" w:eastAsia="宋体"/>
           <w:b/>
           <w:sz w:val="24"/>
         </w:rPr>
-        <w:t>融资</w:t>
-      </w:r>
-      <w:r>
-        <w:rPr>
-          <w:rFonts w:ascii="Times New Roman" w:hAnsi="Times New Roman" w:cs="Times New Roman" w:eastAsia="宋体"/>
-          <w:b w:val="0"/>
-          <w:sz w:val="24"/>
-        </w:rPr>
-        <w:t>：2025年出现</w:t>
+        <w:t>4. Meta 表外 SPV 的会计风险不容忽视。</w:t>
+      </w:r>
+      <w:r>
+        <w:rPr>
+          <w:rFonts w:ascii="Times New Roman" w:hAnsi="Times New Roman" w:cs="Times New Roman" w:eastAsia="宋体"/>
+          <w:b w:val="0"/>
+          <w:sz w:val="24"/>
+        </w:rPr>
+        <w:t xml:space="preserve"> Hyperion $270亿装入 SPV、Meta 仅持 20%、以"无控制权"实现表外，但</w:t>
       </w:r>
       <w:r>
         <w:rPr>
@@ -15405,15 +16193,31 @@
           <w:b/>
           <w:sz w:val="24"/>
         </w:rPr>
-        <w:t>"AI债券潮"</w:t>
-      </w:r>
-      <w:r>
-        <w:rPr>
-          <w:rFonts w:ascii="Times New Roman" w:hAnsi="Times New Roman" w:cs="Times New Roman" w:eastAsia="宋体"/>
-          <w:b w:val="0"/>
-          <w:sz w:val="24"/>
-        </w:rPr>
-        <w:t>——Meta（$300亿+$270亿表外SPV）、亚马逊（$150亿，三年首发）、Alphabet（$250亿，美欧双市场）集中发债；微软/英伟达基本自筹并大额回购；特斯拉历史靠增发股票。</w:t>
+        <w:t>审计师并不完全认同</w:t>
+      </w:r>
+      <w:r>
+        <w:rPr>
+          <w:rFonts w:ascii="Times New Roman" w:hAnsi="Times New Roman" w:cs="Times New Roman" w:eastAsia="宋体"/>
+          <w:b w:val="0"/>
+          <w:sz w:val="24"/>
+        </w:rPr>
+        <w:t>（§4.1）。若被要求并表，$270亿债务将上表、改变杠杆画像；且 Meta"付费使用"计入 OPEX 而非 CAPEX，</w:t>
+      </w:r>
+      <w:r>
+        <w:rPr>
+          <w:rFonts w:ascii="Times New Roman" w:hAnsi="Times New Roman" w:cs="Times New Roman" w:eastAsia="宋体"/>
+          <w:b/>
+          <w:sz w:val="24"/>
+        </w:rPr>
+        <w:t>人为压低了其显示的 capex 与账面杠杆</w:t>
+      </w:r>
+      <w:r>
+        <w:rPr>
+          <w:rFonts w:ascii="Times New Roman" w:hAnsi="Times New Roman" w:cs="Times New Roman" w:eastAsia="宋体"/>
+          <w:b w:val="0"/>
+          <w:sz w:val="24"/>
+        </w:rPr>
+        <w:t>——这类结构（分析师径称"Hello Enron!"）是财报可比性的隐患。</w:t>
       </w:r>
     </w:p>
     <w:p>
@@ -15424,26 +16228,18 @@
       <w:r>
         <w:rPr>
           <w:rFonts w:ascii="Times New Roman" w:hAnsi="Times New Roman" w:cs="Times New Roman" w:eastAsia="宋体"/>
-          <w:b w:val="0"/>
-          <w:sz w:val="24"/>
-        </w:rPr>
-        <w:t xml:space="preserve">5. </w:t>
-      </w:r>
-      <w:r>
-        <w:rPr>
-          <w:rFonts w:ascii="Times New Roman" w:hAnsi="Times New Roman" w:cs="Times New Roman" w:eastAsia="宋体"/>
           <w:b/>
           <w:sz w:val="24"/>
         </w:rPr>
-        <w:t>算力</w:t>
-      </w:r>
-      <w:r>
-        <w:rPr>
-          <w:rFonts w:ascii="Times New Roman" w:hAnsi="Times New Roman" w:cs="Times New Roman" w:eastAsia="宋体"/>
-          <w:b w:val="0"/>
-          <w:sz w:val="24"/>
-        </w:rPr>
-        <w:t xml:space="preserve">：代表性系统——AWS </w:t>
+        <w:t>5. 折旧"回旋镖"与 GPU 早衰。</w:t>
+      </w:r>
+      <w:r>
+        <w:rPr>
+          <w:rFonts w:ascii="Times New Roman" w:hAnsi="Times New Roman" w:cs="Times New Roman" w:eastAsia="宋体"/>
+          <w:b w:val="0"/>
+          <w:sz w:val="24"/>
+        </w:rPr>
+        <w:t xml:space="preserve"> capex 先冲现金流，数年后经折旧回冲利润。亚马逊已把服务器寿命从 6 年缩短至 5 年（2025 起每年减少运营利润约 $7 亿），并对提前退役设备计提约 $9.2 亿加速折旧。</w:t>
       </w:r>
       <w:r>
         <w:rPr>
@@ -15451,31 +16247,37 @@
           <w:b/>
           <w:sz w:val="24"/>
         </w:rPr>
-        <w:t>Project Rainier</w:t>
-      </w:r>
-      <w:r>
-        <w:rPr>
-          <w:rFonts w:ascii="Times New Roman" w:hAnsi="Times New Roman" w:cs="Times New Roman" w:eastAsia="宋体"/>
-          <w:b w:val="0"/>
-          <w:sz w:val="24"/>
-        </w:rPr>
-        <w:t xml:space="preserve">（~50万 Trainium2）、Meta 2024 </w:t>
-      </w:r>
+        <w:t>若 GPU 因迭代过快而早于折旧表报废，利润端将承受超预期冲击</w:t>
+      </w:r>
+      <w:r>
+        <w:rPr>
+          <w:rFonts w:ascii="Times New Roman" w:hAnsi="Times New Roman" w:cs="Times New Roman" w:eastAsia="宋体"/>
+          <w:b w:val="0"/>
+          <w:sz w:val="24"/>
+        </w:rPr>
+        <w:t>——这是高 capex 尚未在利润表充分显形的"滞后账单"。</w:t>
+      </w:r>
+    </w:p>
+    <w:p>
+      <w:pPr>
+        <w:spacing w:line="360" w:lineRule="auto" w:after="40"/>
+        <w:ind w:firstLine="480"/>
+      </w:pPr>
       <w:r>
         <w:rPr>
           <w:rFonts w:ascii="Times New Roman" w:hAnsi="Times New Roman" w:cs="Times New Roman" w:eastAsia="宋体"/>
           <w:b/>
           <w:sz w:val="24"/>
         </w:rPr>
-        <w:t>35万 H100</w:t>
-      </w:r>
-      <w:r>
-        <w:rPr>
-          <w:rFonts w:ascii="Times New Roman" w:hAnsi="Times New Roman" w:cs="Times New Roman" w:eastAsia="宋体"/>
-          <w:b w:val="0"/>
-          <w:sz w:val="24"/>
-        </w:rPr>
-        <w:t xml:space="preserve">（Llama 4，10万+ H100 单集群）与 </w:t>
+        <w:t>6. 样本框决定了本报告只回答了"半个问题"。</w:t>
+      </w:r>
+      <w:r>
+        <w:rPr>
+          <w:rFonts w:ascii="Times New Roman" w:hAnsi="Times New Roman" w:cs="Times New Roman" w:eastAsia="宋体"/>
+          <w:b w:val="0"/>
+          <w:sz w:val="24"/>
+        </w:rPr>
+        <w:t xml:space="preserve"> 本组为</w:t>
       </w:r>
       <w:r>
         <w:rPr>
@@ -15483,15 +16285,15 @@
           <w:b/>
           <w:sz w:val="24"/>
         </w:rPr>
-        <w:t>Prometheus</w:t>
-      </w:r>
-      <w:r>
-        <w:rPr>
-          <w:rFonts w:ascii="Times New Roman" w:hAnsi="Times New Roman" w:cs="Times New Roman" w:eastAsia="宋体"/>
-          <w:b w:val="0"/>
-          <w:sz w:val="24"/>
-        </w:rPr>
-        <w:t xml:space="preserve">（1GW+）、微软 </w:t>
+        <w:t>市值</w:t>
+      </w:r>
+      <w:r>
+        <w:rPr>
+          <w:rFonts w:ascii="Times New Roman" w:hAnsi="Times New Roman" w:cs="Times New Roman" w:eastAsia="宋体"/>
+          <w:b w:val="0"/>
+          <w:sz w:val="24"/>
+        </w:rPr>
+        <w:t>七巨头，非</w:t>
       </w:r>
       <w:r>
         <w:rPr>
@@ -15499,15 +16301,15 @@
           <w:b/>
           <w:sz w:val="24"/>
         </w:rPr>
-        <w:t>Eagle</w:t>
-      </w:r>
-      <w:r>
-        <w:rPr>
-          <w:rFonts w:ascii="Times New Roman" w:hAnsi="Times New Roman" w:cs="Times New Roman" w:eastAsia="宋体"/>
-          <w:b w:val="0"/>
-          <w:sz w:val="24"/>
-        </w:rPr>
-        <w:t xml:space="preserve">（1.44万 H100，Top500 曾列第3）与 </w:t>
+        <w:t>AI 算力</w:t>
+      </w:r>
+      <w:r>
+        <w:rPr>
+          <w:rFonts w:ascii="Times New Roman" w:hAnsi="Times New Roman" w:cs="Times New Roman" w:eastAsia="宋体"/>
+          <w:b w:val="0"/>
+          <w:sz w:val="24"/>
+        </w:rPr>
+        <w:t>七巨头（见文首样本框说明）。它刻画的是"超大现金流平台自筹 AI"这一子集；而 AI 基建的边际增量买家——OpenAI / Oracle(OCI) / CoreWeave / xAI / 字节——多在样本外，且</w:t>
       </w:r>
       <w:r>
         <w:rPr>
@@ -15515,15 +16317,15 @@
           <w:b/>
           <w:sz w:val="24"/>
         </w:rPr>
-        <w:t>Fairwater 超级工厂</w:t>
-      </w:r>
-      <w:r>
-        <w:rPr>
-          <w:rFonts w:ascii="Times New Roman" w:hAnsi="Times New Roman" w:cs="Times New Roman" w:eastAsia="宋体"/>
-          <w:b w:val="0"/>
-          <w:sz w:val="24"/>
-        </w:rPr>
-        <w:t xml:space="preserve">（GB200 NVL72，~2GW）、谷歌 </w:t>
+        <w:t>更依赖外部债务、租赁与预售合同</w:t>
+      </w:r>
+      <w:r>
+        <w:rPr>
+          <w:rFonts w:ascii="Times New Roman" w:hAnsi="Times New Roman" w:cs="Times New Roman" w:eastAsia="宋体"/>
+          <w:b w:val="0"/>
+          <w:sz w:val="24"/>
+        </w:rPr>
+        <w:t>，信用特征与本组不同。</w:t>
       </w:r>
       <w:r>
         <w:rPr>
@@ -15531,63 +16333,37 @@
           <w:b/>
           <w:sz w:val="24"/>
         </w:rPr>
-        <w:t>Ironwood TPU</w:t>
-      </w:r>
-      <w:r>
-        <w:rPr>
-          <w:rFonts w:ascii="Times New Roman" w:hAnsi="Times New Roman" w:cs="Times New Roman" w:eastAsia="宋体"/>
-          <w:b w:val="0"/>
-          <w:sz w:val="24"/>
-        </w:rPr>
-        <w:t xml:space="preserve">（单 Pod 9,216 芯片/42.5 FP8 EF）、英伟达 </w:t>
-      </w:r>
+        <w:t>故"AI capex 可持续性"的完整判断需把这些纯 play 玩家一并纳入</w:t>
+      </w:r>
+      <w:r>
+        <w:rPr>
+          <w:rFonts w:ascii="Times New Roman" w:hAnsi="Times New Roman" w:cs="Times New Roman" w:eastAsia="宋体"/>
+          <w:b w:val="0"/>
+          <w:sz w:val="24"/>
+        </w:rPr>
+        <w:t>——本报告是必要但不充分的一块拼图。</w:t>
+      </w:r>
+    </w:p>
+    <w:p>
+      <w:pPr>
+        <w:spacing w:line="360" w:lineRule="auto" w:after="40"/>
+        <w:ind w:left="420"/>
+      </w:pPr>
       <w:r>
         <w:rPr>
           <w:rFonts w:ascii="Times New Roman" w:hAnsi="Times New Roman" w:cs="Times New Roman" w:eastAsia="宋体"/>
           <w:b/>
           <w:sz w:val="24"/>
         </w:rPr>
-        <w:t>Eos</w:t>
-      </w:r>
-      <w:r>
-        <w:rPr>
-          <w:rFonts w:ascii="Times New Roman" w:hAnsi="Times New Roman" w:cs="Times New Roman" w:eastAsia="宋体"/>
-          <w:b w:val="0"/>
-          <w:sz w:val="24"/>
-        </w:rPr>
-        <w:t xml:space="preserve">（4,608 H100/121.4 PF）、特斯拉 </w:t>
-      </w:r>
-      <w:r>
-        <w:rPr>
-          <w:rFonts w:ascii="Times New Roman" w:hAnsi="Times New Roman" w:cs="Times New Roman" w:eastAsia="宋体"/>
-          <w:b/>
-          <w:sz w:val="24"/>
-        </w:rPr>
-        <w:t>Cortex</w:t>
-      </w:r>
-      <w:r>
-        <w:rPr>
-          <w:rFonts w:ascii="Times New Roman" w:hAnsi="Times New Roman" w:cs="Times New Roman" w:eastAsia="宋体"/>
-          <w:b w:val="0"/>
-          <w:sz w:val="24"/>
-        </w:rPr>
-        <w:t xml:space="preserve">（~6.7万 H100 当量）；特斯拉自研 </w:t>
-      </w:r>
-      <w:r>
-        <w:rPr>
-          <w:rFonts w:ascii="Times New Roman" w:hAnsi="Times New Roman" w:cs="Times New Roman" w:eastAsia="宋体"/>
-          <w:b/>
-          <w:sz w:val="24"/>
-        </w:rPr>
-        <w:t>Dojo</w:t>
-      </w:r>
-      <w:r>
-        <w:rPr>
-          <w:rFonts w:ascii="Times New Roman" w:hAnsi="Times New Roman" w:cs="Times New Roman" w:eastAsia="宋体"/>
-          <w:b w:val="0"/>
-          <w:sz w:val="24"/>
-        </w:rPr>
-        <w:t xml:space="preserve"> 于 2025/8 关停。</w:t>
+        <w:t>一句话</w:t>
+      </w:r>
+      <w:r>
+        <w:rPr>
+          <w:rFonts w:ascii="Times New Roman" w:hAnsi="Times New Roman" w:cs="Times New Roman" w:eastAsia="宋体"/>
+          <w:b w:val="0"/>
+          <w:sz w:val="24"/>
+        </w:rPr>
+        <w:t>：强度空前（第1点）＋ FCF 转负（第2点）＋ 长久期集中发债（第3点）＋ 表外杠杆（第4点）＋ 折旧滞后账单（第5点），共同构成本轮 AI capex 周期的风险敞口。市场当前以"AI 必然兑现"给这些投入定价；若兑现节奏低于折旧/利息节奏，最先承压的将是 FCF 已转负、又用长债融短命资产的那几家。</w:t>
       </w:r>
     </w:p>
     <w:p>
@@ -15608,7 +16384,370 @@
           <w:b/>
           <w:sz w:val="32"/>
         </w:rPr>
-        <w:t>七、一手来源清单（建议据此做最终复核）</w:t>
+        <w:t>七、跨公司小结（要点）</w:t>
+      </w:r>
+    </w:p>
+    <w:p>
+      <w:pPr>
+        <w:spacing w:line="360" w:lineRule="auto" w:after="40"/>
+        <w:ind w:firstLine="480"/>
+      </w:pPr>
+      <w:r>
+        <w:rPr>
+          <w:rFonts w:ascii="Times New Roman" w:hAnsi="Times New Roman" w:cs="Times New Roman" w:eastAsia="宋体"/>
+          <w:b w:val="0"/>
+          <w:sz w:val="24"/>
+        </w:rPr>
+        <w:t xml:space="preserve">1. </w:t>
+      </w:r>
+      <w:r>
+        <w:rPr>
+          <w:rFonts w:ascii="Times New Roman" w:hAnsi="Times New Roman" w:cs="Times New Roman" w:eastAsia="宋体"/>
+          <w:b/>
+          <w:sz w:val="24"/>
+        </w:rPr>
+        <w:t>市值</w:t>
+      </w:r>
+      <w:r>
+        <w:rPr>
+          <w:rFonts w:ascii="Times New Roman" w:hAnsi="Times New Roman" w:cs="Times New Roman" w:eastAsia="宋体"/>
+          <w:b w:val="0"/>
+          <w:sz w:val="24"/>
+        </w:rPr>
+        <w:t>：2020→2024英伟达涨幅最惊人（约$0.32万亿→$3.29万亿，约10倍），成为AI浪潮最大赢家；亚马逊2022曾大幅回撤（跌破$1万亿）后2024–25强劲反弹。</w:t>
+      </w:r>
+    </w:p>
+    <w:p>
+      <w:pPr>
+        <w:spacing w:line="360" w:lineRule="auto" w:after="40"/>
+        <w:ind w:firstLine="480"/>
+      </w:pPr>
+      <w:r>
+        <w:rPr>
+          <w:rFonts w:ascii="Times New Roman" w:hAnsi="Times New Roman" w:cs="Times New Roman" w:eastAsia="宋体"/>
+          <w:b w:val="0"/>
+          <w:sz w:val="24"/>
+        </w:rPr>
+        <w:t xml:space="preserve">2. </w:t>
+      </w:r>
+      <w:r>
+        <w:rPr>
+          <w:rFonts w:ascii="Times New Roman" w:hAnsi="Times New Roman" w:cs="Times New Roman" w:eastAsia="宋体"/>
+          <w:b/>
+          <w:sz w:val="24"/>
+        </w:rPr>
+        <w:t>CapEx</w:t>
+      </w:r>
+      <w:r>
+        <w:rPr>
+          <w:rFonts w:ascii="Times New Roman" w:hAnsi="Times New Roman" w:cs="Times New Roman" w:eastAsia="宋体"/>
+          <w:b w:val="0"/>
+          <w:sz w:val="24"/>
+        </w:rPr>
+        <w:t xml:space="preserve">：四大"建AI"巨头（亚马逊/微软/Alphabet/Meta）2025 年合计 CapEx 达 </w:t>
+      </w:r>
+      <w:r>
+        <w:rPr>
+          <w:rFonts w:ascii="Times New Roman" w:hAnsi="Times New Roman" w:cs="Times New Roman" w:eastAsia="宋体"/>
+          <w:b/>
+          <w:sz w:val="24"/>
+        </w:rPr>
+        <w:t>$416B</w:t>
+      </w:r>
+      <w:r>
+        <w:rPr>
+          <w:rFonts w:ascii="Times New Roman" w:hAnsi="Times New Roman" w:cs="Times New Roman" w:eastAsia="宋体"/>
+          <w:b w:val="0"/>
+          <w:sz w:val="24"/>
+        </w:rPr>
+        <w:t>（+66%，均创历史新高：亚马逊 134.7 / 微软 118 / 谷歌 91.5 / Meta 72.2 十亿美元），2026 年指引继续跳升（合计约 $645B+）。英伟达（fabless）、苹果 CapEx 相对很小。</w:t>
+      </w:r>
+    </w:p>
+    <w:p>
+      <w:pPr>
+        <w:spacing w:line="360" w:lineRule="auto" w:after="40"/>
+        <w:ind w:firstLine="480"/>
+      </w:pPr>
+      <w:r>
+        <w:rPr>
+          <w:rFonts w:ascii="Times New Roman" w:hAnsi="Times New Roman" w:cs="Times New Roman" w:eastAsia="宋体"/>
+          <w:b w:val="0"/>
+          <w:sz w:val="24"/>
+        </w:rPr>
+        <w:t xml:space="preserve">3. </w:t>
+      </w:r>
+      <w:r>
+        <w:rPr>
+          <w:rFonts w:ascii="Times New Roman" w:hAnsi="Times New Roman" w:cs="Times New Roman" w:eastAsia="宋体"/>
+          <w:b/>
+          <w:sz w:val="24"/>
+        </w:rPr>
+        <w:t>数据中心CapEx</w:t>
+      </w:r>
+      <w:r>
+        <w:rPr>
+          <w:rFonts w:ascii="Times New Roman" w:hAnsi="Times New Roman" w:cs="Times New Roman" w:eastAsia="宋体"/>
+          <w:b w:val="0"/>
+          <w:sz w:val="24"/>
+        </w:rPr>
+        <w:t>：仅</w:t>
+      </w:r>
+      <w:r>
+        <w:rPr>
+          <w:rFonts w:ascii="Times New Roman" w:hAnsi="Times New Roman" w:cs="Times New Roman" w:eastAsia="宋体"/>
+          <w:b/>
+          <w:sz w:val="24"/>
+        </w:rPr>
+        <w:t>亚马逊在 10-K 单列 AWS capex</w:t>
+      </w:r>
+      <w:r>
+        <w:rPr>
+          <w:rFonts w:ascii="Times New Roman" w:hAnsi="Times New Roman" w:cs="Times New Roman" w:eastAsia="宋体"/>
+          <w:b w:val="0"/>
+          <w:sz w:val="24"/>
+        </w:rPr>
+        <w:t>（2021≈$22B、2023 $24.8B→2024 $53.27B，占其总 capex 64%）；其余公司不单列，按谷歌官方"60–70% capex 投数据中心"口径估算，2024 起"几乎全部"投数据中心。特斯拉自 2026 起将 AI 算力/数据中心明确列为 capex 用途（2026 指引 $25B）。详见第三节。</w:t>
+      </w:r>
+    </w:p>
+    <w:p>
+      <w:pPr>
+        <w:spacing w:line="360" w:lineRule="auto" w:after="40"/>
+        <w:ind w:firstLine="480"/>
+      </w:pPr>
+      <w:r>
+        <w:rPr>
+          <w:rFonts w:ascii="Times New Roman" w:hAnsi="Times New Roman" w:cs="Times New Roman" w:eastAsia="宋体"/>
+          <w:b w:val="0"/>
+          <w:sz w:val="24"/>
+        </w:rPr>
+        <w:t xml:space="preserve">4. </w:t>
+      </w:r>
+      <w:r>
+        <w:rPr>
+          <w:rFonts w:ascii="Times New Roman" w:hAnsi="Times New Roman" w:cs="Times New Roman" w:eastAsia="宋体"/>
+          <w:b/>
+          <w:sz w:val="24"/>
+        </w:rPr>
+        <w:t>融资</w:t>
+      </w:r>
+      <w:r>
+        <w:rPr>
+          <w:rFonts w:ascii="Times New Roman" w:hAnsi="Times New Roman" w:cs="Times New Roman" w:eastAsia="宋体"/>
+          <w:b w:val="0"/>
+          <w:sz w:val="24"/>
+        </w:rPr>
+        <w:t>：2025年出现</w:t>
+      </w:r>
+      <w:r>
+        <w:rPr>
+          <w:rFonts w:ascii="Times New Roman" w:hAnsi="Times New Roman" w:cs="Times New Roman" w:eastAsia="宋体"/>
+          <w:b/>
+          <w:sz w:val="24"/>
+        </w:rPr>
+        <w:t>"AI债券潮"</w:t>
+      </w:r>
+      <w:r>
+        <w:rPr>
+          <w:rFonts w:ascii="Times New Roman" w:hAnsi="Times New Roman" w:cs="Times New Roman" w:eastAsia="宋体"/>
+          <w:b w:val="0"/>
+          <w:sz w:val="24"/>
+        </w:rPr>
+        <w:t>——Meta（$300亿+$270亿表外SPV）、亚马逊（$150亿，三年首发）、Alphabet（$250亿，美欧双市场）集中发债；微软/英伟达基本自筹并大额回购；特斯拉历史靠增发股票。</w:t>
+      </w:r>
+    </w:p>
+    <w:p>
+      <w:pPr>
+        <w:spacing w:line="360" w:lineRule="auto" w:after="40"/>
+        <w:ind w:firstLine="480"/>
+      </w:pPr>
+      <w:r>
+        <w:rPr>
+          <w:rFonts w:ascii="Times New Roman" w:hAnsi="Times New Roman" w:cs="Times New Roman" w:eastAsia="宋体"/>
+          <w:b w:val="0"/>
+          <w:sz w:val="24"/>
+        </w:rPr>
+        <w:t xml:space="preserve">5. </w:t>
+      </w:r>
+      <w:r>
+        <w:rPr>
+          <w:rFonts w:ascii="Times New Roman" w:hAnsi="Times New Roman" w:cs="Times New Roman" w:eastAsia="宋体"/>
+          <w:b/>
+          <w:sz w:val="24"/>
+        </w:rPr>
+        <w:t>算力</w:t>
+      </w:r>
+      <w:r>
+        <w:rPr>
+          <w:rFonts w:ascii="Times New Roman" w:hAnsi="Times New Roman" w:cs="Times New Roman" w:eastAsia="宋体"/>
+          <w:b w:val="0"/>
+          <w:sz w:val="24"/>
+        </w:rPr>
+        <w:t xml:space="preserve">：代表性系统——AWS </w:t>
+      </w:r>
+      <w:r>
+        <w:rPr>
+          <w:rFonts w:ascii="Times New Roman" w:hAnsi="Times New Roman" w:cs="Times New Roman" w:eastAsia="宋体"/>
+          <w:b/>
+          <w:sz w:val="24"/>
+        </w:rPr>
+        <w:t>Project Rainier</w:t>
+      </w:r>
+      <w:r>
+        <w:rPr>
+          <w:rFonts w:ascii="Times New Roman" w:hAnsi="Times New Roman" w:cs="Times New Roman" w:eastAsia="宋体"/>
+          <w:b w:val="0"/>
+          <w:sz w:val="24"/>
+        </w:rPr>
+        <w:t>（~50万 Trainium2）、Meta（Llama 4 训练于 10万+ H100 单集群，</w:t>
+      </w:r>
+      <w:r>
+        <w:rPr>
+          <w:rFonts w:ascii="Times New Roman" w:hAnsi="Times New Roman" w:cs="Times New Roman" w:eastAsia="宋体"/>
+          <w:b/>
+          <w:sz w:val="24"/>
+        </w:rPr>
+        <w:t>目标</w:t>
+      </w:r>
+      <w:r>
+        <w:rPr>
+          <w:rFonts w:ascii="Times New Roman" w:hAnsi="Times New Roman" w:cs="Times New Roman" w:eastAsia="宋体"/>
+          <w:b w:val="0"/>
+          <w:sz w:val="24"/>
+        </w:rPr>
+        <w:t xml:space="preserve"> 35万 H100）与 </w:t>
+      </w:r>
+      <w:r>
+        <w:rPr>
+          <w:rFonts w:ascii="Times New Roman" w:hAnsi="Times New Roman" w:cs="Times New Roman" w:eastAsia="宋体"/>
+          <w:b/>
+          <w:sz w:val="24"/>
+        </w:rPr>
+        <w:t>Prometheus</w:t>
+      </w:r>
+      <w:r>
+        <w:rPr>
+          <w:rFonts w:ascii="Times New Roman" w:hAnsi="Times New Roman" w:cs="Times New Roman" w:eastAsia="宋体"/>
+          <w:b w:val="0"/>
+          <w:sz w:val="24"/>
+        </w:rPr>
+        <w:t xml:space="preserve">（1GW+）、微软 </w:t>
+      </w:r>
+      <w:r>
+        <w:rPr>
+          <w:rFonts w:ascii="Times New Roman" w:hAnsi="Times New Roman" w:cs="Times New Roman" w:eastAsia="宋体"/>
+          <w:b/>
+          <w:sz w:val="24"/>
+        </w:rPr>
+        <w:t>Eagle</w:t>
+      </w:r>
+      <w:r>
+        <w:rPr>
+          <w:rFonts w:ascii="Times New Roman" w:hAnsi="Times New Roman" w:cs="Times New Roman" w:eastAsia="宋体"/>
+          <w:b w:val="0"/>
+          <w:sz w:val="24"/>
+        </w:rPr>
+        <w:t xml:space="preserve">（1.44万 H100，Top500 曾列第3）与 </w:t>
+      </w:r>
+      <w:r>
+        <w:rPr>
+          <w:rFonts w:ascii="Times New Roman" w:hAnsi="Times New Roman" w:cs="Times New Roman" w:eastAsia="宋体"/>
+          <w:b/>
+          <w:sz w:val="24"/>
+        </w:rPr>
+        <w:t>Fairwater 超级工厂</w:t>
+      </w:r>
+      <w:r>
+        <w:rPr>
+          <w:rFonts w:ascii="Times New Roman" w:hAnsi="Times New Roman" w:cs="Times New Roman" w:eastAsia="宋体"/>
+          <w:b w:val="0"/>
+          <w:sz w:val="24"/>
+        </w:rPr>
+        <w:t xml:space="preserve">（GB200 NVL72，~2GW）、谷歌 </w:t>
+      </w:r>
+      <w:r>
+        <w:rPr>
+          <w:rFonts w:ascii="Times New Roman" w:hAnsi="Times New Roman" w:cs="Times New Roman" w:eastAsia="宋体"/>
+          <w:b/>
+          <w:sz w:val="24"/>
+        </w:rPr>
+        <w:t>Ironwood TPU</w:t>
+      </w:r>
+      <w:r>
+        <w:rPr>
+          <w:rFonts w:ascii="Times New Roman" w:hAnsi="Times New Roman" w:cs="Times New Roman" w:eastAsia="宋体"/>
+          <w:b w:val="0"/>
+          <w:sz w:val="24"/>
+        </w:rPr>
+        <w:t xml:space="preserve">（单 Pod 9,216 芯片/42.5 FP8 EF）、英伟达 </w:t>
+      </w:r>
+      <w:r>
+        <w:rPr>
+          <w:rFonts w:ascii="Times New Roman" w:hAnsi="Times New Roman" w:cs="Times New Roman" w:eastAsia="宋体"/>
+          <w:b/>
+          <w:sz w:val="24"/>
+        </w:rPr>
+        <w:t>Eos</w:t>
+      </w:r>
+      <w:r>
+        <w:rPr>
+          <w:rFonts w:ascii="Times New Roman" w:hAnsi="Times New Roman" w:cs="Times New Roman" w:eastAsia="宋体"/>
+          <w:b w:val="0"/>
+          <w:sz w:val="24"/>
+        </w:rPr>
+        <w:t xml:space="preserve">（4,608 H100/121.4 PF）、特斯拉 </w:t>
+      </w:r>
+      <w:r>
+        <w:rPr>
+          <w:rFonts w:ascii="Times New Roman" w:hAnsi="Times New Roman" w:cs="Times New Roman" w:eastAsia="宋体"/>
+          <w:b/>
+          <w:sz w:val="24"/>
+        </w:rPr>
+        <w:t>Cortex</w:t>
+      </w:r>
+      <w:r>
+        <w:rPr>
+          <w:rFonts w:ascii="Times New Roman" w:hAnsi="Times New Roman" w:cs="Times New Roman" w:eastAsia="宋体"/>
+          <w:b w:val="0"/>
+          <w:sz w:val="24"/>
+        </w:rPr>
+        <w:t xml:space="preserve">（~6.7万 H100 当量）；特斯拉自研 </w:t>
+      </w:r>
+      <w:r>
+        <w:rPr>
+          <w:rFonts w:ascii="Times New Roman" w:hAnsi="Times New Roman" w:cs="Times New Roman" w:eastAsia="宋体"/>
+          <w:b/>
+          <w:sz w:val="24"/>
+        </w:rPr>
+        <w:t>Dojo</w:t>
+      </w:r>
+      <w:r>
+        <w:rPr>
+          <w:rFonts w:ascii="Times New Roman" w:hAnsi="Times New Roman" w:cs="Times New Roman" w:eastAsia="宋体"/>
+          <w:b w:val="0"/>
+          <w:sz w:val="24"/>
+        </w:rPr>
+        <w:t xml:space="preserve"> 于 2025/8 关停。</w:t>
+      </w:r>
+    </w:p>
+    <w:p>
+      <w:pPr>
+        <w:pBdr>
+          <w:bottom w:val="single" w:sz="6" w:space="1" w:color="AAAAAA"/>
+        </w:pBdr>
+        <w:spacing w:after="80"/>
+      </w:pPr>
+    </w:p>
+    <w:p>
+      <w:pPr>
+        <w:spacing w:before="240" w:after="120" w:line="360" w:lineRule="auto"/>
+      </w:pPr>
+      <w:r>
+        <w:rPr>
+          <w:rFonts w:ascii="Times New Roman" w:hAnsi="Times New Roman" w:cs="Times New Roman" w:eastAsia="黑体"/>
+          <w:b/>
+          <w:sz w:val="32"/>
+        </w:rPr>
+        <w:t>八、一手来源清单（建议据此做最终复核）</w:t>
       </w:r>
     </w:p>
     <w:p>
@@ -15674,15 +16813,15 @@
           <w:b/>
           <w:sz w:val="24"/>
         </w:rPr>
-        <w:t>EDGAR 全文检索（UI）</w:t>
-      </w:r>
-      <w:r>
-        <w:rPr>
-          <w:rFonts w:ascii="Times New Roman" w:hAnsi="Times New Roman" w:cs="Times New Roman" w:eastAsia="宋体"/>
-          <w:b w:val="0"/>
-          <w:sz w:val="24"/>
-        </w:rPr>
-        <w:t>：https://efts.sec.gov/LATEST/search-index?q=（或在 https://www.sec.gov 顶部搜索框）</w:t>
+        <w:t>EDGAR 全文检索</w:t>
+      </w:r>
+      <w:r>
+        <w:rPr>
+          <w:rFonts w:ascii="Times New Roman" w:hAnsi="Times New Roman" w:cs="Times New Roman" w:eastAsia="宋体"/>
+          <w:b w:val="0"/>
+          <w:sz w:val="24"/>
+        </w:rPr>
+        <w:t>：在 https://www.sec.gov 站内 "Full-Text Search" 框输入关键词（如 "senior notes"）；efts.sec.gov/LATEST/search-index?q= 为其 JSON API、非网页。</w:t>
       </w:r>
     </w:p>
     <w:p>
@@ -15897,28 +17036,6 @@
           <w:sz w:val="24"/>
         </w:rPr>
         <w:t>苹果投资者关系：https://investor.apple.com</w:t>
-      </w:r>
-    </w:p>
-    <w:p>
-      <w:pPr>
-        <w:spacing w:line="360" w:lineRule="auto" w:after="40"/>
-        <w:ind w:left="420" w:hanging="210"/>
-      </w:pPr>
-      <w:r>
-        <w:rPr>
-          <w:rFonts w:ascii="Times New Roman" w:hAnsi="Times New Roman" w:cs="Times New Roman" w:eastAsia="宋体"/>
-          <w:b w:val="0"/>
-          <w:sz w:val="24"/>
-        </w:rPr>
-        <w:t xml:space="preserve">• </w:t>
-      </w:r>
-      <w:r>
-        <w:rPr>
-          <w:rFonts w:ascii="Times New Roman" w:hAnsi="Times New Roman" w:cs="Times New Roman" w:eastAsia="宋体"/>
-          <w:b w:val="0"/>
-          <w:sz w:val="24"/>
-        </w:rPr>
-        <w:t>Top500 榜单：https://top500.org</w:t>
       </w:r>
     </w:p>
     <w:p>
@@ -15953,7 +17070,39 @@
           <w:b w:val="0"/>
           <w:sz w:val="24"/>
         </w:rPr>
-        <w:t>本报告为基于公开信息的研究整理，不构成投资建议。所有标【来源待核实】的数字请以公司SEC原始文件/官方公告为准。报告制作时（2026-06-26）部分2025年末市值与2026年指引数据仍可能随后续披露修订。</w:t>
+        <w:t>本报告为基于公开信息的研究整理，不构成投资建议。所有标【来源待核实】的数字请以公司 SEC 原始文件/官方公告为准。</w:t>
+      </w:r>
+      <w:r>
+        <w:rPr>
+          <w:rFonts w:ascii="Times New Roman" w:hAnsi="Times New Roman" w:cs="Times New Roman" w:eastAsia="宋体"/>
+          <w:b/>
+          <w:sz w:val="24"/>
+        </w:rPr>
+        <w:t>2026 年 capex 指引</w:t>
+      </w:r>
+      <w:r>
+        <w:rPr>
+          <w:rFonts w:ascii="Times New Roman" w:hAnsi="Times New Roman" w:cs="Times New Roman" w:eastAsia="宋体"/>
+          <w:b w:val="0"/>
+          <w:sz w:val="24"/>
+        </w:rPr>
+        <w:t>为公司前瞻、可能随后续季报修订；</w:t>
+      </w:r>
+      <w:r>
+        <w:rPr>
+          <w:rFonts w:ascii="Times New Roman" w:hAnsi="Times New Roman" w:cs="Times New Roman" w:eastAsia="宋体"/>
+          <w:b/>
+          <w:sz w:val="24"/>
+        </w:rPr>
+        <w:t>市值</w:t>
+      </w:r>
+      <w:r>
+        <w:rPr>
+          <w:rFonts w:ascii="Times New Roman" w:hAnsi="Times New Roman" w:cs="Times New Roman" w:eastAsia="宋体"/>
+          <w:b w:val="0"/>
+          <w:sz w:val="24"/>
+        </w:rPr>
+        <w:t>为市场数据、2025 年末已为定值（不存在"后续披露修订"）。</w:t>
       </w:r>
     </w:p>
     <w:sectPr>

--- a/美国七大AI巨头财务与算力研究2020-2025.docx
+++ b/美国七大AI巨头财务与算力研究2020-2025.docx
@@ -6608,15 +6608,21 @@
           <w:b/>
           <w:sz w:val="24"/>
         </w:rPr>
-        <w:t>口径警示（与第二节不同，务必注意，非矛盾）</w:t>
-      </w:r>
-      <w:r>
-        <w:rPr>
-          <w:rFonts w:ascii="Times New Roman" w:hAnsi="Times New Roman" w:cs="Times New Roman" w:eastAsia="宋体"/>
-          <w:b w:val="0"/>
-          <w:sz w:val="24"/>
-        </w:rPr>
-        <w:t xml:space="preserve">：§3.1 的 Platformonomics 数字为 </w:t>
+        <w:t>为什么本章和第二章同一家公司的 capex 对不上？——是口径不同，不是算错。</w:t>
+      </w:r>
+    </w:p>
+    <w:p>
+      <w:pPr>
+        <w:spacing w:line="360" w:lineRule="auto" w:after="40"/>
+        <w:ind w:left="420"/>
+      </w:pPr>
+      <w:r>
+        <w:rPr>
+          <w:rFonts w:ascii="Times New Roman" w:hAnsi="Times New Roman" w:cs="Times New Roman" w:eastAsia="宋体"/>
+          <w:b w:val="0"/>
+          <w:sz w:val="24"/>
+        </w:rPr>
+        <w:t>本章（§3.1）的数字来自 Platformonomics，算法和第二章</w:t>
       </w:r>
       <w:r>
         <w:rPr>
@@ -6624,15 +6630,29 @@
           <w:b/>
           <w:sz w:val="24"/>
         </w:rPr>
-        <w:t>① 日历年、② 公司整体 capex、③ 含融资租赁</w:t>
-      </w:r>
-      <w:r>
-        <w:rPr>
-          <w:rFonts w:ascii="Times New Roman" w:hAnsi="Times New Roman" w:cs="Times New Roman" w:eastAsia="宋体"/>
-          <w:b w:val="0"/>
-          <w:sz w:val="24"/>
-        </w:rPr>
-        <w:t>（亚马逊/微软/Meta 含融资租赁；</w:t>
+        <w:t>不一样</w:t>
+      </w:r>
+      <w:r>
+        <w:rPr>
+          <w:rFonts w:ascii="Times New Roman" w:hAnsi="Times New Roman" w:cs="Times New Roman" w:eastAsia="宋体"/>
+          <w:b w:val="0"/>
+          <w:sz w:val="24"/>
+        </w:rPr>
+        <w:t>：</w:t>
+      </w:r>
+    </w:p>
+    <w:p>
+      <w:pPr>
+        <w:spacing w:line="360" w:lineRule="auto" w:after="40"/>
+        <w:ind w:left="420" w:hanging="210"/>
+      </w:pPr>
+      <w:r>
+        <w:rPr>
+          <w:rFonts w:ascii="Times New Roman" w:hAnsi="Times New Roman" w:cs="Times New Roman" w:eastAsia="宋体"/>
+          <w:b w:val="0"/>
+          <w:sz w:val="24"/>
+        </w:rPr>
+        <w:t xml:space="preserve">• </w:t>
       </w:r>
       <w:r>
         <w:rPr>
@@ -6640,15 +6660,15 @@
           <w:b/>
           <w:sz w:val="24"/>
         </w:rPr>
-        <w:t>谷歌不使用融资租赁</w:t>
-      </w:r>
-      <w:r>
-        <w:rPr>
-          <w:rFonts w:ascii="Times New Roman" w:hAnsi="Times New Roman" w:cs="Times New Roman" w:eastAsia="宋体"/>
-          <w:b w:val="0"/>
-          <w:sz w:val="24"/>
-        </w:rPr>
-        <w:t>）。故与第二节"购置 PP&amp;E（微软/苹果/英伟达为财年）"</w:t>
+        <w:t>本章</w:t>
+      </w:r>
+      <w:r>
+        <w:rPr>
+          <w:rFonts w:ascii="Times New Roman" w:hAnsi="Times New Roman" w:cs="Times New Roman" w:eastAsia="宋体"/>
+          <w:b w:val="0"/>
+          <w:sz w:val="24"/>
+        </w:rPr>
+        <w:t>：按</w:t>
       </w:r>
       <w:r>
         <w:rPr>
@@ -6656,15 +6676,15 @@
           <w:b/>
           <w:sz w:val="24"/>
         </w:rPr>
-        <w:t>不可直接相等</w:t>
-      </w:r>
-      <w:r>
-        <w:rPr>
-          <w:rFonts w:ascii="Times New Roman" w:hAnsi="Times New Roman" w:cs="Times New Roman" w:eastAsia="宋体"/>
-          <w:b w:val="0"/>
-          <w:sz w:val="24"/>
-        </w:rPr>
-        <w:t xml:space="preserve">——例：微软 2024 日历年含租赁约 </w:t>
+        <w:t>日历年（1–12月）</w:t>
+      </w:r>
+      <w:r>
+        <w:rPr>
+          <w:rFonts w:ascii="Times New Roman" w:hAnsi="Times New Roman" w:cs="Times New Roman" w:eastAsia="宋体"/>
+          <w:b w:val="0"/>
+          <w:sz w:val="24"/>
+        </w:rPr>
+        <w:t>算、算</w:t>
       </w:r>
       <w:r>
         <w:rPr>
@@ -6672,6 +6692,146 @@
           <w:b/>
           <w:sz w:val="24"/>
         </w:rPr>
+        <w:t>整个公司</w:t>
+      </w:r>
+      <w:r>
+        <w:rPr>
+          <w:rFonts w:ascii="Times New Roman" w:hAnsi="Times New Roman" w:cs="Times New Roman" w:eastAsia="宋体"/>
+          <w:b w:val="0"/>
+          <w:sz w:val="24"/>
+        </w:rPr>
+        <w:t>的支出、</w:t>
+      </w:r>
+      <w:r>
+        <w:rPr>
+          <w:rFonts w:ascii="Times New Roman" w:hAnsi="Times New Roman" w:cs="Times New Roman" w:eastAsia="宋体"/>
+          <w:b/>
+          <w:sz w:val="24"/>
+        </w:rPr>
+        <w:t>并把融资租赁也算进去</w:t>
+      </w:r>
+      <w:r>
+        <w:rPr>
+          <w:rFonts w:ascii="Times New Roman" w:hAnsi="Times New Roman" w:cs="Times New Roman" w:eastAsia="宋体"/>
+          <w:b w:val="0"/>
+          <w:sz w:val="24"/>
+        </w:rPr>
+        <w:t>（亚马逊、微软、Meta 有融资租赁，谷歌没有）。</w:t>
+      </w:r>
+    </w:p>
+    <w:p>
+      <w:pPr>
+        <w:spacing w:line="360" w:lineRule="auto" w:after="40"/>
+        <w:ind w:left="420" w:hanging="210"/>
+      </w:pPr>
+      <w:r>
+        <w:rPr>
+          <w:rFonts w:ascii="Times New Roman" w:hAnsi="Times New Roman" w:cs="Times New Roman" w:eastAsia="宋体"/>
+          <w:b w:val="0"/>
+          <w:sz w:val="24"/>
+        </w:rPr>
+        <w:t xml:space="preserve">• </w:t>
+      </w:r>
+      <w:r>
+        <w:rPr>
+          <w:rFonts w:ascii="Times New Roman" w:hAnsi="Times New Roman" w:cs="Times New Roman" w:eastAsia="宋体"/>
+          <w:b/>
+          <w:sz w:val="24"/>
+        </w:rPr>
+        <w:t>第二章</w:t>
+      </w:r>
+      <w:r>
+        <w:rPr>
+          <w:rFonts w:ascii="Times New Roman" w:hAnsi="Times New Roman" w:cs="Times New Roman" w:eastAsia="宋体"/>
+          <w:b w:val="0"/>
+          <w:sz w:val="24"/>
+        </w:rPr>
+        <w:t>：只算</w:t>
+      </w:r>
+      <w:r>
+        <w:rPr>
+          <w:rFonts w:ascii="Times New Roman" w:hAnsi="Times New Roman" w:cs="Times New Roman" w:eastAsia="宋体"/>
+          <w:b/>
+          <w:sz w:val="24"/>
+        </w:rPr>
+        <w:t>用现金购买的不动产与设备</w:t>
+      </w:r>
+      <w:r>
+        <w:rPr>
+          <w:rFonts w:ascii="Times New Roman" w:hAnsi="Times New Roman" w:cs="Times New Roman" w:eastAsia="宋体"/>
+          <w:b w:val="0"/>
+          <w:sz w:val="24"/>
+        </w:rPr>
+        <w:t>（不含融资租赁），而且微软、苹果、英伟达是按</w:t>
+      </w:r>
+      <w:r>
+        <w:rPr>
+          <w:rFonts w:ascii="Times New Roman" w:hAnsi="Times New Roman" w:cs="Times New Roman" w:eastAsia="宋体"/>
+          <w:b/>
+          <w:sz w:val="24"/>
+        </w:rPr>
+        <w:t>各自的财年</w:t>
+      </w:r>
+      <w:r>
+        <w:rPr>
+          <w:rFonts w:ascii="Times New Roman" w:hAnsi="Times New Roman" w:cs="Times New Roman" w:eastAsia="宋体"/>
+          <w:b w:val="0"/>
+          <w:sz w:val="24"/>
+        </w:rPr>
+        <w:t>算（不是日历年）。</w:t>
+      </w:r>
+    </w:p>
+    <w:p>
+      <w:pPr>
+        <w:spacing w:line="360" w:lineRule="auto" w:after="40"/>
+        <w:ind w:left="420"/>
+      </w:pPr>
+      <w:r>
+        <w:rPr>
+          <w:rFonts w:ascii="Times New Roman" w:hAnsi="Times New Roman" w:cs="Times New Roman" w:eastAsia="宋体"/>
+          <w:b w:val="0"/>
+          <w:sz w:val="24"/>
+        </w:rPr>
+        <w:t>两套算法不同，所以同一家公司的数字会差很多，</w:t>
+      </w:r>
+      <w:r>
+        <w:rPr>
+          <w:rFonts w:ascii="Times New Roman" w:hAnsi="Times New Roman" w:cs="Times New Roman" w:eastAsia="宋体"/>
+          <w:b/>
+          <w:sz w:val="24"/>
+        </w:rPr>
+        <w:t>这不是自相矛盾</w:t>
+      </w:r>
+      <w:r>
+        <w:rPr>
+          <w:rFonts w:ascii="Times New Roman" w:hAnsi="Times New Roman" w:cs="Times New Roman" w:eastAsia="宋体"/>
+          <w:b w:val="0"/>
+          <w:sz w:val="24"/>
+        </w:rPr>
+        <w:t>。举例：</w:t>
+      </w:r>
+      <w:r>
+        <w:rPr>
+          <w:rFonts w:ascii="Times New Roman" w:hAnsi="Times New Roman" w:cs="Times New Roman" w:eastAsia="宋体"/>
+          <w:b/>
+          <w:sz w:val="24"/>
+        </w:rPr>
+        <w:t>微软 2024 年</w:t>
+      </w:r>
+      <w:r>
+        <w:rPr>
+          <w:rFonts w:ascii="Times New Roman" w:hAnsi="Times New Roman" w:cs="Times New Roman" w:eastAsia="宋体"/>
+          <w:b w:val="0"/>
+          <w:sz w:val="24"/>
+        </w:rPr>
+        <w:t xml:space="preserve">，本章是 </w:t>
+      </w:r>
+      <w:r>
+        <w:rPr>
+          <w:rFonts w:ascii="Times New Roman" w:hAnsi="Times New Roman" w:cs="Times New Roman" w:eastAsia="宋体"/>
+          <w:b/>
+          <w:sz w:val="24"/>
+        </w:rPr>
         <w:t>$75.6B</w:t>
       </w:r>
       <w:r>
@@ -6680,7 +6840,7 @@
           <w:b w:val="0"/>
           <w:sz w:val="24"/>
         </w:rPr>
-        <w:t xml:space="preserve">，而第二节微软 FY2024 购置 PP&amp;E 为 </w:t>
+        <w:t xml:space="preserve">（日历年＋含租赁），第二章 FY2024 只有 </w:t>
       </w:r>
       <w:r>
         <w:rPr>
@@ -6696,7 +6856,7 @@
           <w:b w:val="0"/>
           <w:sz w:val="24"/>
         </w:rPr>
-        <w:t>，系不同口径。</w:t>
+        <w:t>（财年＋只算现金购买）——同一家、时间相近，差这么多就是因为算法口径不同。</w:t>
       </w:r>
     </w:p>
     <w:p>
